--- a/docs/CBM-Mentor-Review-Guide.docx
+++ b/docs/CBM-Mentor-Review-Guide.docx
@@ -236,7 +236,7 @@
                 <w:sz w:val="24"/>
                 <w:szCs w:val="24"/>
               </w:rPr>
-              <w:t>1.2</w:t>
+              <w:t>1.3</w:t>
             </w:r>
           </w:p>
         </w:tc>
@@ -348,7 +348,7 @@
                 <w:sz w:val="24"/>
                 <w:szCs w:val="24"/>
               </w:rPr>
-              <w:t>06-16-26 12:00</w:t>
+              <w:t>06-17-26 01:20</w:t>
             </w:r>
           </w:p>
         </w:tc>
@@ -454,13 +454,8 @@
     <w:p>
       <w:pPr>
         <w:pStyle w:val="Normal"/>
-        <w:widowControl/>
-        <w:suppressAutoHyphens w:val="true"/>
-        <w:bidi w:val="0"/>
-        <w:spacing w:before="0" w:after="0"/>
-        <w:jc w:val="left"/>
-        <w:rPr>
-          <w:rFonts w:ascii="Arial" w:hAnsi="Arial" w:eastAsia="Arial" w:cs="Arial"/>
+        <w:rPr>
+          <w:rFonts w:eastAsia="Arial" w:cs="Arial"/>
           <w:color w:val="auto"/>
           <w:kern w:val="0"/>
           <w:sz w:val="24"/>
@@ -482,29 +477,24 @@
     <w:p>
       <w:pPr>
         <w:pStyle w:val="Normal"/>
-        <w:rPr/>
-      </w:pPr>
-      <w:r>
-        <w:rPr/>
-      </w:r>
-    </w:p>
-    <w:p>
-      <w:pPr>
-        <w:pStyle w:val="Normal"/>
-        <w:rPr/>
-      </w:pPr>
-      <w:r>
-        <w:rPr/>
-      </w:r>
-    </w:p>
-    <w:p>
-      <w:pPr>
-        <w:pStyle w:val="Normal"/>
-        <w:spacing w:before="0" w:after="240"/>
-        <w:rPr/>
-      </w:pPr>
-      <w:r>
-        <w:rPr/>
+        <w:rPr>
+          <w:rFonts w:eastAsia="Arial" w:cs="Arial"/>
+          <w:color w:val="auto"/>
+          <w:kern w:val="0"/>
+          <w:sz w:val="24"/>
+          <w:szCs w:val="24"/>
+          <w:lang w:val="en-US" w:eastAsia="zh-CN" w:bidi="hi-IN"/>
+        </w:rPr>
+      </w:pPr>
+      <w:r>
+        <w:rPr>
+          <w:rFonts w:eastAsia="Arial" w:cs="Arial"/>
+          <w:color w:val="auto"/>
+          <w:kern w:val="0"/>
+          <w:sz w:val="24"/>
+          <w:szCs w:val="24"/>
+          <w:lang w:val="en-US" w:eastAsia="zh-CN" w:bidi="hi-IN"/>
+        </w:rPr>
       </w:r>
     </w:p>
     <w:p>
@@ -537,7 +527,7 @@
           <w:sz w:val="24"/>
           <w:szCs w:val="24"/>
         </w:rPr>
-        <w:t>Who this guide is for. This guide is for the CBM Mentor Applicant Review Team, and it assumes you’ve already read the CRM Introduction — so you know what Contacts and Companies are, how to sign in and navigate, and that what you can see is governed by your User account. This guide picks up from there and walks you through what your team does.</w:t>
+        <w:t>Who this guide is for. This guide is for the CBM Mentor Applicant Review Team, and it assumes you’ve already read the CRM Introduction — so you know what Contacts and Companies are, how to sign in and navigate, and that what you can see is governed by your User account security. This guide picks up from there and walks you through what the Mentor Review Team does.</w:t>
       </w:r>
     </w:p>
     <w:p>
@@ -552,7 +542,7 @@
           <w:sz w:val="24"/>
           <w:szCs w:val="24"/>
         </w:rPr>
-        <w:t>What your team does. Your team reviews people who have applied to become CBM mentors and moves each application through the review process — from first look to a decision to approve or decline. You’re the bridge between someone expressing interest in mentoring and that person becoming an active CBM mentor, available to work with clients.</w:t>
+        <w:t>The Mentor Review Team reviews applicants who have applied to become CBM mentors and walks each application through the review process — from first look to a decision to approve or decline. You’re the bridge between someone expressing interest in mentoring and that person becoming an active, fully trained CBM mentor, available to work with clients.</w:t>
       </w:r>
     </w:p>
     <w:p>
@@ -567,7 +557,7 @@
           <w:sz w:val="24"/>
           <w:szCs w:val="24"/>
         </w:rPr>
-        <w:t>Where applications come from. Prospective mentors apply through a form on the CBM public website. When someone submits the form, the system automatically creates two records: a Contact (the person’s file) and a CBM Member record with a Mentor Status of Candidate. You don’t create these by hand — they arrive in your queue ready to review.</w:t>
+        <w:t>Prospective mentors apply through a form on the CBM public website. When someone submits the form, the system automatically creates two records: a Contact (the person’s file) and a CBM Member record with a Mentor Status of Candidate. You don’t create these by hand — they arrive in your queue ready to review.</w:t>
       </w:r>
     </w:p>
     <w:p>
@@ -582,7 +572,7 @@
           <w:sz w:val="24"/>
           <w:szCs w:val="24"/>
         </w:rPr>
-        <w:t>The Mentor Profile. The CBM Member record carries a Mentor Profile tab, which is where the application details live: the candidate’s Professional Bio, Mentoring Skills, Area of Expertise, Industry Sector, Mentoring Focus Areas, and other information they submitted. This is what you’ll read and evaluate when you review an application.</w:t>
+        <w:t>The CBM Member record carries a number of tabs that contain the applicant’s information submitted on the electronic form.  The Mentor Profile tab is where most of the application details live: the candidate’s Professional Bio, Mentoring Skills, Area of Expertise, Industry Sector, Mentoring Focus Areas, and other information they submitted. This is what you’ll read and evaluate when you review an application.</w:t>
       </w:r>
     </w:p>
     <w:p>
@@ -597,23 +587,16 @@
           <w:sz w:val="24"/>
           <w:szCs w:val="24"/>
         </w:rPr>
-        <w:t>Signing in and access. You reach the CRM the same way as any user — see “Signing In” in the Introduction. The work in this guide requires Mentor Administration Team permissions — only users set up with that access will see the dashlet and be able to update Mentor Status and related fields. If you’re ever unable to sign in, can’t see the dashlet, or believe your access isn’t set up correctly, contact Sharon Rose [contact method to be added].</w:t>
-      </w:r>
-    </w:p>
-    <w:p>
-      <w:pPr>
-        <w:pStyle w:val="Normal"/>
+        <w:t>You access the CRM the same way as any user — see “Signing In” in the Introduction. The work in this guide requires Mentor Administration Team permissions — only users set up with that access will see the dashlet and be able to update Mentor Status and related fields. If you’re ever unable to sign in, can’t see the dashlet, or believe your access isn’t set up correctly, contact [SupportContact] [contact method to be added].</w:t>
+      </w:r>
+      <w:r>
+        <w:br w:type="page"/>
+      </w:r>
+    </w:p>
+    <w:p>
+      <w:pPr>
+        <w:pStyle w:val="Heading2"/>
         <w:spacing w:before="0" w:after="120"/>
-        <w:rPr/>
-      </w:pPr>
-      <w:r>
-        <w:rPr/>
-      </w:r>
-    </w:p>
-    <w:p>
-      <w:pPr>
-        <w:pStyle w:val="Heading2"/>
-        <w:spacing w:before="240" w:after="120"/>
         <w:rPr/>
       </w:pPr>
       <w:r>
@@ -625,7 +608,7 @@
           <w:sz w:val="28"/>
           <w:szCs w:val="28"/>
         </w:rPr>
-        <w:t>2. Finding Applications to Review</w:t>
+        <w:t>2. Finding Mentor Applications to Review</w:t>
       </w:r>
     </w:p>
     <w:p>
@@ -640,7 +623,7 @@
           <w:sz w:val="24"/>
           <w:szCs w:val="24"/>
         </w:rPr>
-        <w:t>Your starting point. Your work begins on your CRM home page, where the Mentor Applicant Review dashlet lists the CBM Member records your team is responsible for. It shows everyone with a Mentor Status of Candidate, Provisional, Approved, or Dormant — the four statuses that belong to your team’s active work.</w:t>
+        <w:t>There are two places to find a list of Pending Mentor Candidates:  Reports, or CBM Membors Panel.</w:t>
       </w:r>
     </w:p>
     <w:p>
@@ -650,180 +633,9 @@
         <w:rPr/>
       </w:pPr>
       <w:r>
-        <w:rPr>
-          <w:rFonts w:eastAsia="Arial" w:cs="Arial"/>
-          <w:sz w:val="24"/>
-          <w:szCs w:val="24"/>
-        </w:rPr>
-        <w:t>What the statuses mean. Each status tells you where a person is in the review process:</w:t>
-      </w:r>
-    </w:p>
-    <w:p>
-      <w:pPr>
-        <w:pStyle w:val="ListParagraph"/>
-        <w:numPr>
-          <w:ilvl w:val="0"/>
-          <w:numId w:val="23"/>
-        </w:numPr>
-        <w:spacing w:before="0" w:after="80"/>
-        <w:rPr/>
-      </w:pPr>
-      <w:r>
-        <w:rPr>
-          <w:rFonts w:eastAsia="Arial" w:cs="Arial"/>
-          <w:b/>
-          <w:bCs/>
-          <w:sz w:val="24"/>
-          <w:szCs w:val="24"/>
-        </w:rPr>
-        <w:t>Candidate</w:t>
-      </w:r>
-      <w:r>
-        <w:rPr>
-          <w:rFonts w:eastAsia="Arial" w:cs="Arial"/>
-          <w:sz w:val="24"/>
-          <w:szCs w:val="24"/>
-        </w:rPr>
-        <w:t xml:space="preserve"> — a new application has arrived. The person has submitted the website form and is waiting for your team’s first review.</w:t>
-      </w:r>
-    </w:p>
-    <w:p>
-      <w:pPr>
-        <w:pStyle w:val="ListParagraph"/>
-        <w:numPr>
-          <w:ilvl w:val="0"/>
-          <w:numId w:val="24"/>
-        </w:numPr>
-        <w:spacing w:before="0" w:after="80"/>
-        <w:rPr/>
-      </w:pPr>
-      <w:r>
-        <w:rPr>
-          <w:rFonts w:eastAsia="Arial" w:cs="Arial"/>
-          <w:b/>
-          <w:bCs/>
-          <w:sz w:val="24"/>
-          <w:szCs w:val="24"/>
-        </w:rPr>
-        <w:t>Provisional</w:t>
-      </w:r>
-      <w:r>
-        <w:rPr>
-          <w:rFonts w:eastAsia="Arial" w:cs="Arial"/>
-          <w:sz w:val="24"/>
-          <w:szCs w:val="24"/>
-        </w:rPr>
-        <w:t xml:space="preserve"> — the application has passed an initial review and is moving through the next stage of evaluation before a final approval decision.</w:t>
-      </w:r>
-    </w:p>
-    <w:p>
-      <w:pPr>
-        <w:pStyle w:val="ListParagraph"/>
-        <w:numPr>
-          <w:ilvl w:val="0"/>
-          <w:numId w:val="25"/>
-        </w:numPr>
-        <w:spacing w:before="0" w:after="80"/>
-        <w:rPr/>
-      </w:pPr>
-      <w:r>
-        <w:rPr>
-          <w:rFonts w:eastAsia="Arial" w:cs="Arial"/>
-          <w:b/>
-          <w:bCs/>
-          <w:sz w:val="24"/>
-          <w:szCs w:val="24"/>
-        </w:rPr>
-        <w:t>Approved</w:t>
-      </w:r>
-      <w:r>
-        <w:rPr>
-          <w:rFonts w:eastAsia="Arial" w:cs="Arial"/>
-          <w:sz w:val="24"/>
-          <w:szCs w:val="24"/>
-        </w:rPr>
-        <w:t xml:space="preserve"> — the candidate has been accepted and is awaiting onboarding. Your team has made its decision; the onboarding process will carry them forward to Active.</w:t>
-      </w:r>
-    </w:p>
-    <w:p>
-      <w:pPr>
-        <w:pStyle w:val="ListParagraph"/>
-        <w:numPr>
-          <w:ilvl w:val="0"/>
-          <w:numId w:val="26"/>
-        </w:numPr>
-        <w:spacing w:before="0" w:after="80"/>
-        <w:rPr/>
-      </w:pPr>
-      <w:r>
-        <w:rPr>
-          <w:rFonts w:eastAsia="Arial" w:cs="Arial"/>
-          <w:b/>
-          <w:bCs/>
-          <w:sz w:val="24"/>
-          <w:szCs w:val="24"/>
-        </w:rPr>
-        <w:t>Dormant</w:t>
-      </w:r>
-      <w:r>
-        <w:rPr>
-          <w:rFonts w:eastAsia="Arial" w:cs="Arial"/>
-          <w:sz w:val="24"/>
-          <w:szCs w:val="24"/>
-        </w:rPr>
-        <w:t xml:space="preserve"> — a mentor who was previously Active has become inactive. Dormant records may surface in your queue when a re-evaluation or reactivation decision is needed.</w:t>
-      </w:r>
-    </w:p>
-    <w:p>
-      <w:pPr>
-        <w:pStyle w:val="Normal"/>
-        <w:spacing w:before="0" w:after="120"/>
-        <w:rPr/>
-      </w:pPr>
-      <w:r>
-        <w:rPr>
-          <w:rFonts w:eastAsia="Arial" w:cs="Arial"/>
-          <w:sz w:val="24"/>
-          <w:szCs w:val="24"/>
-        </w:rPr>
-        <w:t>Opening a record. Select any name in the dashlet to open that person’s CBM Member record. From there, the Mentor Profile tab holds the application details you’ll review (Section 3).</w:t>
-      </w:r>
-    </w:p>
-    <w:p>
-      <w:pPr>
-        <w:pStyle w:val="Normal"/>
-        <w:spacing w:before="0" w:after="120"/>
-        <w:rPr/>
-      </w:pPr>
-      <w:r>
-        <w:rPr>
-          <w:rFonts w:eastAsia="Arial" w:cs="Arial"/>
-          <w:sz w:val="24"/>
-          <w:szCs w:val="24"/>
-        </w:rPr>
-        <w:t>Searching and filtering. If you want to look at one status at a time — for example, all Candidate applications — you can also open the CBM Members area from the left-hand menu and filter by Mentor Status. The dashlet is the faster route for day-to-day work; the list view is useful when you want a broader picture or need to find a specific person.</w:t>
-      </w:r>
-    </w:p>
-    <w:p>
-      <w:pPr>
-        <w:pStyle w:val="Normal"/>
-        <w:spacing w:before="0" w:after="120"/>
-        <w:rPr/>
-      </w:pPr>
-      <w:r>
-        <w:rPr/>
-      </w:r>
-    </w:p>
-    <w:p>
-      <w:pPr>
-        <w:pStyle w:val="Normal"/>
-        <w:spacing w:before="0" w:after="120"/>
-        <w:rPr/>
-      </w:pPr>
-      <w:r>
         <w:rPr/>
         <w:drawing>
-          <wp:anchor behindDoc="0" distT="0" distB="0" distL="0" distR="0" simplePos="0" locked="0" layoutInCell="0" allowOverlap="1" relativeHeight="2">
+          <wp:anchor behindDoc="0" distT="0" distB="0" distL="0" distR="0" simplePos="0" locked="0" layoutInCell="0" allowOverlap="1" relativeHeight="8">
             <wp:simplePos x="0" y="0"/>
             <wp:positionH relativeFrom="column">
               <wp:align>center</wp:align>
@@ -831,9 +643,9 @@
             <wp:positionV relativeFrom="paragraph">
               <wp:posOffset>635</wp:posOffset>
             </wp:positionV>
-            <wp:extent cx="5154295" cy="2922270"/>
+            <wp:extent cx="5048885" cy="2627630"/>
             <wp:effectExtent l="0" t="0" r="0" b="0"/>
-            <wp:wrapSquare wrapText="largest"/>
+            <wp:wrapTopAndBottom/>
             <wp:docPr id="1" name="Image1" descr=""/>
             <wp:cNvGraphicFramePr>
               <a:graphicFrameLocks xmlns:a="http://schemas.openxmlformats.org/drawingml/2006/main" noChangeAspect="1"/>
@@ -856,7 +668,7 @@
                   <pic:spPr bwMode="auto">
                     <a:xfrm>
                       <a:off x="0" y="0"/>
-                      <a:ext cx="5154295" cy="2922270"/>
+                      <a:ext cx="5048885" cy="2627630"/>
                     </a:xfrm>
                     <a:prstGeom prst="rect">
                       <a:avLst/>
@@ -872,46 +684,15 @@
     <w:p>
       <w:pPr>
         <w:pStyle w:val="Heading2"/>
-        <w:spacing w:before="240" w:after="120"/>
-        <w:rPr>
-          <w:rFonts w:ascii="Arial" w:hAnsi="Arial" w:eastAsia="Arial" w:cs="Arial"/>
-          <w:b/>
-          <w:bCs/>
-          <w:color w:val="2E75B6"/>
-          <w:sz w:val="28"/>
-          <w:szCs w:val="28"/>
-        </w:rPr>
-      </w:pPr>
-      <w:r>
-        <w:rPr>
-          <w:rFonts w:eastAsia="Arial" w:cs="Arial"/>
-          <w:b/>
-          <w:bCs/>
-          <w:color w:val="2E75B6"/>
-          <w:sz w:val="28"/>
-          <w:szCs w:val="28"/>
-        </w:rPr>
-      </w:r>
-      <w:r>
-        <w:br w:type="page"/>
-      </w:r>
-    </w:p>
-    <w:p>
-      <w:pPr>
-        <w:pStyle w:val="Heading2"/>
-        <w:spacing w:before="0" w:after="120"/>
-        <w:rPr/>
-      </w:pPr>
-      <w:r>
-        <w:rPr>
-          <w:rFonts w:eastAsia="Arial" w:cs="Arial" w:ascii="Arial" w:hAnsi="Arial"/>
-          <w:b/>
-          <w:bCs/>
-          <w:color w:val="2E75B6"/>
-          <w:sz w:val="28"/>
-          <w:szCs w:val="28"/>
-        </w:rPr>
-        <w:t>3. Reviewing a Candidate Application</w:t>
+        <w:rPr/>
+      </w:pPr>
+      <w:r>
+        <w:rPr>
+          <w:rFonts w:eastAsia="Arial" w:cs="Arial"/>
+          <w:sz w:val="24"/>
+          <w:szCs w:val="24"/>
+        </w:rPr>
+        <w:t>The Pending Mentor Candidates Report</w:t>
       </w:r>
     </w:p>
     <w:p>
@@ -926,235 +707,95 @@
           <w:sz w:val="24"/>
           <w:szCs w:val="24"/>
         </w:rPr>
-        <w:t>Opening the application. From the Mentor Applicant Review dashlet, select a Candidate to open their CBM Member record. The general information at the top of the record shows the person’s name and contact details from their Contact record. The application details are on the Mentor Profile tab — select it to see what the candidate submitted.</w:t>
+        <w:t>The Reports page provides a number of reports that may be useful, and they are pre-configured to show all Pending Mentor candidates.  To access the Pending Mentor Candidate report:</w:t>
+      </w:r>
+    </w:p>
+    <w:p>
+      <w:pPr>
+        <w:pStyle w:val="Normal"/>
+        <w:numPr>
+          <w:ilvl w:val="0"/>
+          <w:numId w:val="2"/>
+        </w:numPr>
+        <w:spacing w:before="0" w:after="120"/>
+        <w:rPr/>
+      </w:pPr>
+      <w:r>
+        <w:rPr>
+          <w:rFonts w:eastAsia="Arial" w:cs="Arial"/>
+          <w:sz w:val="24"/>
+          <w:szCs w:val="24"/>
+        </w:rPr>
+        <w:t xml:space="preserve">Click on the Reports link on the left side of your screen. </w:t>
+      </w:r>
+    </w:p>
+    <w:p>
+      <w:pPr>
+        <w:pStyle w:val="Normal"/>
+        <w:numPr>
+          <w:ilvl w:val="0"/>
+          <w:numId w:val="2"/>
+        </w:numPr>
+        <w:spacing w:before="0" w:after="120"/>
+        <w:rPr/>
+      </w:pPr>
+      <w:r>
+        <w:rPr>
+          <w:rFonts w:eastAsia="Arial" w:cs="Arial"/>
+          <w:sz w:val="24"/>
+          <w:szCs w:val="24"/>
+        </w:rPr>
+        <w:t>Select the Folder “Mentor Admin Team Reports”</w:t>
+      </w:r>
+    </w:p>
+    <w:p>
+      <w:pPr>
+        <w:pStyle w:val="Normal"/>
+        <w:numPr>
+          <w:ilvl w:val="0"/>
+          <w:numId w:val="2"/>
+        </w:numPr>
+        <w:spacing w:before="0" w:after="120"/>
+        <w:rPr/>
+      </w:pPr>
+      <w:r>
+        <w:rPr>
+          <w:rFonts w:eastAsia="Arial" w:cs="Arial"/>
+          <w:sz w:val="24"/>
+          <w:szCs w:val="24"/>
+        </w:rPr>
+        <w:t>Click on “Pending Mentor Candidates” to display the report.</w:t>
       </w:r>
     </w:p>
     <w:p>
       <w:pPr>
         <w:pStyle w:val="Normal"/>
         <w:spacing w:before="0" w:after="120"/>
-        <w:rPr/>
-      </w:pPr>
-      <w:r>
-        <w:rPr>
-          <w:rFonts w:eastAsia="Arial" w:cs="Arial"/>
-          <w:sz w:val="24"/>
-          <w:szCs w:val="24"/>
-        </w:rPr>
-        <w:t>What to look at. There’s no scoring sheet or checklist — the review is a judgment call based on what the candidate has shared. The fields that matter most are:</w:t>
-      </w:r>
-    </w:p>
-    <w:p>
-      <w:pPr>
-        <w:pStyle w:val="ListParagraph"/>
-        <w:numPr>
-          <w:ilvl w:val="0"/>
-          <w:numId w:val="27"/>
-        </w:numPr>
-        <w:spacing w:before="0" w:after="80"/>
-        <w:rPr/>
-      </w:pPr>
-      <w:r>
-        <w:rPr>
-          <w:rFonts w:eastAsia="Arial" w:cs="Arial"/>
-          <w:b/>
-          <w:bCs/>
-          <w:sz w:val="24"/>
-          <w:szCs w:val="24"/>
-        </w:rPr>
-        <w:t>Professional Bio</w:t>
-      </w:r>
-      <w:r>
-        <w:rPr>
-          <w:rFonts w:eastAsia="Arial" w:cs="Arial"/>
-          <w:sz w:val="24"/>
-          <w:szCs w:val="24"/>
-        </w:rPr>
-        <w:t xml:space="preserve"> — does the candidate have a credible professional background that would serve CBM clients well?</w:t>
-      </w:r>
-    </w:p>
-    <w:p>
-      <w:pPr>
-        <w:pStyle w:val="ListParagraph"/>
-        <w:numPr>
-          <w:ilvl w:val="0"/>
-          <w:numId w:val="28"/>
-        </w:numPr>
-        <w:spacing w:before="0" w:after="80"/>
-        <w:rPr/>
-      </w:pPr>
-      <w:r>
-        <w:rPr>
-          <w:rFonts w:eastAsia="Arial" w:cs="Arial"/>
-          <w:b/>
-          <w:bCs/>
-          <w:sz w:val="24"/>
-          <w:szCs w:val="24"/>
-        </w:rPr>
-        <w:t>Area of Expertise</w:t>
-      </w:r>
-      <w:r>
-        <w:rPr>
-          <w:rFonts w:eastAsia="Arial" w:cs="Arial"/>
-          <w:sz w:val="24"/>
-          <w:szCs w:val="24"/>
-        </w:rPr>
-        <w:t xml:space="preserve"> — does their expertise align with the kinds of help CBM clients need?</w:t>
-      </w:r>
-    </w:p>
-    <w:p>
-      <w:pPr>
-        <w:pStyle w:val="ListParagraph"/>
-        <w:numPr>
-          <w:ilvl w:val="0"/>
-          <w:numId w:val="29"/>
-        </w:numPr>
-        <w:spacing w:before="0" w:after="80"/>
-        <w:rPr/>
-      </w:pPr>
-      <w:r>
-        <w:rPr>
-          <w:rFonts w:eastAsia="Arial" w:cs="Arial"/>
-          <w:b/>
-          <w:bCs/>
-          <w:sz w:val="24"/>
-          <w:szCs w:val="24"/>
-        </w:rPr>
-        <w:t>Mentoring Skills</w:t>
-      </w:r>
-      <w:r>
-        <w:rPr>
-          <w:rFonts w:eastAsia="Arial" w:cs="Arial"/>
-          <w:sz w:val="24"/>
-          <w:szCs w:val="24"/>
-        </w:rPr>
-        <w:t xml:space="preserve"> — have they described relevant skills or experience that would make them an effective mentor?</w:t>
-      </w:r>
-    </w:p>
-    <w:p>
-      <w:pPr>
-        <w:pStyle w:val="ListParagraph"/>
-        <w:numPr>
-          <w:ilvl w:val="0"/>
-          <w:numId w:val="30"/>
-        </w:numPr>
-        <w:spacing w:before="0" w:after="80"/>
-        <w:rPr/>
-      </w:pPr>
-      <w:r>
-        <w:rPr>
-          <w:rFonts w:eastAsia="Arial" w:cs="Arial"/>
-          <w:b/>
-          <w:bCs/>
-          <w:sz w:val="24"/>
-          <w:szCs w:val="24"/>
-        </w:rPr>
-        <w:t>Industry Sector and Mentoring Focus Areas</w:t>
-      </w:r>
-      <w:r>
-        <w:rPr>
-          <w:rFonts w:eastAsia="Arial" w:cs="Arial"/>
-          <w:sz w:val="24"/>
-          <w:szCs w:val="24"/>
-        </w:rPr>
-        <w:t xml:space="preserve"> — do these fill a gap in CBM’s current mentor roster, or strengthen an area already well covered?</w:t>
-      </w:r>
-    </w:p>
-    <w:p>
-      <w:pPr>
-        <w:pStyle w:val="ListParagraph"/>
-        <w:numPr>
-          <w:ilvl w:val="0"/>
-          <w:numId w:val="31"/>
-        </w:numPr>
-        <w:spacing w:before="0" w:after="80"/>
-        <w:rPr/>
-      </w:pPr>
-      <w:r>
-        <w:rPr>
-          <w:rFonts w:eastAsia="Arial" w:cs="Arial"/>
-          <w:b/>
-          <w:bCs/>
-          <w:sz w:val="24"/>
-          <w:szCs w:val="24"/>
-        </w:rPr>
-        <w:t>Why Interested in Mentoring and How Did You Hear About CBM</w:t>
-      </w:r>
-      <w:r>
-        <w:rPr>
-          <w:rFonts w:eastAsia="Arial" w:cs="Arial"/>
-          <w:sz w:val="24"/>
-          <w:szCs w:val="24"/>
-        </w:rPr>
-        <w:t xml:space="preserve"> — useful context for understanding the candidate’s motivation and how they found their way to CBM.</w:t>
-      </w:r>
-    </w:p>
-    <w:p>
-      <w:pPr>
-        <w:pStyle w:val="Normal"/>
-        <w:spacing w:before="0" w:after="120"/>
-        <w:rPr/>
-      </w:pPr>
-      <w:r>
-        <w:rPr>
-          <w:rFonts w:eastAsia="Arial" w:cs="Arial"/>
-          <w:sz w:val="24"/>
-          <w:szCs w:val="24"/>
-        </w:rPr>
-        <w:t>Read the full profile before forming a view. A candidate who looks thin in one area may be strong in others.</w:t>
-      </w:r>
-    </w:p>
-    <w:p>
-      <w:pPr>
-        <w:pStyle w:val="Normal"/>
-        <w:spacing w:before="0" w:after="120"/>
-        <w:rPr/>
-      </w:pPr>
-      <w:r>
-        <w:rPr>
-          <w:rFonts w:eastAsia="Arial" w:cs="Arial"/>
-          <w:sz w:val="24"/>
-          <w:szCs w:val="24"/>
-        </w:rPr>
-        <w:t>Taking notes during review. If you want to record observations or questions as you work through an application, use the Stream on the CBM Member record — add a note there and it becomes part of the record’s permanent history. Notes are visible to other members of your team, so they’re useful when a second opinion is involved.</w:t>
-      </w:r>
-    </w:p>
-    <w:p>
-      <w:pPr>
-        <w:pStyle w:val="Normal"/>
-        <w:spacing w:before="0" w:after="120"/>
-        <w:rPr/>
-      </w:pPr>
-      <w:r>
-        <w:rPr>
-          <w:rFonts w:eastAsia="Arial" w:cs="Arial"/>
-          <w:sz w:val="24"/>
-          <w:szCs w:val="24"/>
-        </w:rPr>
-        <w:t>If you need more time. Applications stay at Candidate status until you make a decision. There’s no timeout — if you need to consult a colleague, do some research, or simply come back to it, the record waits.</w:t>
-      </w:r>
-    </w:p>
-    <w:p>
-      <w:pPr>
-        <w:pStyle w:val="Normal"/>
-        <w:spacing w:before="0" w:after="120"/>
-        <w:rPr/>
-      </w:pPr>
-      <w:r>
-        <w:rPr/>
+        <w:rPr>
+          <w:rFonts w:eastAsia="Arial" w:cs="Arial"/>
+          <w:sz w:val="24"/>
+          <w:szCs w:val="24"/>
+        </w:rPr>
+      </w:pPr>
+      <w:r>
+        <w:rPr>
+          <w:rFonts w:eastAsia="Arial" w:cs="Arial"/>
+          <w:sz w:val="24"/>
+          <w:szCs w:val="24"/>
+        </w:rPr>
         <w:drawing>
-          <wp:anchor behindDoc="0" distT="0" distB="0" distL="0" distR="0" simplePos="0" locked="0" layoutInCell="0" allowOverlap="1" relativeHeight="3">
+          <wp:anchor behindDoc="0" distT="0" distB="0" distL="0" distR="0" simplePos="0" locked="0" layoutInCell="0" allowOverlap="1" relativeHeight="9">
             <wp:simplePos x="0" y="0"/>
             <wp:positionH relativeFrom="column">
-              <wp:align>center</wp:align>
+              <wp:posOffset>692785</wp:posOffset>
             </wp:positionH>
             <wp:positionV relativeFrom="paragraph">
-              <wp:posOffset>635</wp:posOffset>
+              <wp:posOffset>-29210</wp:posOffset>
             </wp:positionV>
-            <wp:extent cx="5541645" cy="3176270"/>
+            <wp:extent cx="4317365" cy="3009265"/>
             <wp:effectExtent l="0" t="0" r="0" b="0"/>
             <wp:wrapSquare wrapText="largest"/>
-            <wp:docPr id="2" name="Image2" descr=""/>
+            <wp:docPr id="2" name="Image8" descr=""/>
             <wp:cNvGraphicFramePr>
               <a:graphicFrameLocks xmlns:a="http://schemas.openxmlformats.org/drawingml/2006/main" noChangeAspect="1"/>
             </wp:cNvGraphicFramePr>
@@ -1162,7 +803,7 @@
               <a:graphicData uri="http://schemas.openxmlformats.org/drawingml/2006/picture">
                 <pic:pic xmlns:pic="http://schemas.openxmlformats.org/drawingml/2006/picture">
                   <pic:nvPicPr>
-                    <pic:cNvPr id="2" name="Image2" descr=""/>
+                    <pic:cNvPr id="2" name="Image8" descr=""/>
                     <pic:cNvPicPr>
                       <a:picLocks noChangeAspect="1" noChangeArrowheads="1"/>
                     </pic:cNvPicPr>
@@ -1176,7 +817,7 @@
                   <pic:spPr bwMode="auto">
                     <a:xfrm>
                       <a:off x="0" y="0"/>
-                      <a:ext cx="5541645" cy="3176270"/>
+                      <a:ext cx="4317365" cy="3009265"/>
                     </a:xfrm>
                     <a:prstGeom prst="rect">
                       <a:avLst/>
@@ -1188,54 +829,6 @@
           </wp:anchor>
         </w:drawing>
       </w:r>
-    </w:p>
-    <w:p>
-      <w:pPr>
-        <w:pStyle w:val="Heading2"/>
-        <w:spacing w:before="240" w:after="120"/>
-        <w:rPr>
-          <w:rFonts w:ascii="Arial" w:hAnsi="Arial" w:eastAsia="Arial" w:cs="Arial"/>
-          <w:b/>
-          <w:bCs/>
-          <w:color w:val="2E75B6"/>
-          <w:sz w:val="28"/>
-          <w:szCs w:val="28"/>
-        </w:rPr>
-      </w:pPr>
-      <w:r>
-        <w:rPr>
-          <w:rFonts w:eastAsia="Arial" w:cs="Arial"/>
-          <w:b/>
-          <w:bCs/>
-          <w:color w:val="2E75B6"/>
-          <w:sz w:val="28"/>
-          <w:szCs w:val="28"/>
-        </w:rPr>
-      </w:r>
-    </w:p>
-    <w:p>
-      <w:pPr>
-        <w:pStyle w:val="Heading2"/>
-        <w:spacing w:before="240" w:after="120"/>
-        <w:rPr>
-          <w:rFonts w:ascii="Arial" w:hAnsi="Arial" w:eastAsia="Arial" w:cs="Arial"/>
-          <w:b/>
-          <w:bCs/>
-          <w:color w:val="2E75B6"/>
-          <w:sz w:val="28"/>
-          <w:szCs w:val="28"/>
-        </w:rPr>
-      </w:pPr>
-      <w:r>
-        <w:rPr>
-          <w:rFonts w:eastAsia="Arial" w:cs="Arial"/>
-          <w:b/>
-          <w:bCs/>
-          <w:color w:val="2E75B6"/>
-          <w:sz w:val="28"/>
-          <w:szCs w:val="28"/>
-        </w:rPr>
-      </w:r>
       <w:r>
         <w:br w:type="page"/>
       </w:r>
@@ -1244,50 +837,50 @@
       <w:pPr>
         <w:pStyle w:val="Heading2"/>
         <w:spacing w:before="0" w:after="120"/>
-        <w:rPr>
-          <w:rFonts w:ascii="Arial" w:hAnsi="Arial" w:eastAsia="Arial" w:cs="Arial"/>
-          <w:b/>
-          <w:bCs/>
-          <w:color w:val="2E75B6"/>
-          <w:sz w:val="28"/>
-          <w:szCs w:val="28"/>
-        </w:rPr>
-      </w:pPr>
-      <w:r>
-        <w:rPr>
-          <w:rFonts w:eastAsia="Arial" w:cs="Arial"/>
-          <w:b/>
-          <w:bCs/>
-          <w:color w:val="2E75B6"/>
-          <w:sz w:val="28"/>
-          <w:szCs w:val="28"/>
-        </w:rPr>
-      </w:r>
-    </w:p>
-    <w:p>
-      <w:pPr>
-        <w:pStyle w:val="Heading2"/>
-        <w:spacing w:before="240" w:after="120"/>
-        <w:rPr>
-          <w:rFonts w:ascii="Arial" w:hAnsi="Arial" w:eastAsia="Arial" w:cs="Arial"/>
-          <w:b/>
-          <w:bCs/>
-          <w:color w:val="2E75B6"/>
-          <w:sz w:val="28"/>
-          <w:szCs w:val="28"/>
-        </w:rPr>
-      </w:pPr>
-      <w:r>
-        <w:rPr>
-          <w:rFonts w:eastAsia="Arial" w:cs="Arial"/>
-          <w:b/>
-          <w:bCs/>
-          <w:color w:val="2E75B6"/>
-          <w:sz w:val="28"/>
-          <w:szCs w:val="28"/>
+        <w:rPr/>
+      </w:pPr>
+      <w:r>
+        <w:rPr>
+          <w:rFonts w:eastAsia="Arial" w:cs="Arial"/>
+          <w:sz w:val="24"/>
+          <w:szCs w:val="24"/>
+        </w:rPr>
+        <w:t xml:space="preserve">The CBM Members List </w:t>
+      </w:r>
+    </w:p>
+    <w:p>
+      <w:pPr>
+        <w:pStyle w:val="Normal"/>
+        <w:spacing w:before="0" w:after="120"/>
+        <w:rPr/>
+      </w:pPr>
+      <w:r>
+        <w:rPr>
+          <w:rFonts w:eastAsia="Arial" w:cs="Arial"/>
+          <w:sz w:val="24"/>
+          <w:szCs w:val="24"/>
+        </w:rPr>
+        <w:t>The CBM Members list shows a list of all members including Candidates and can also be used to review new Mentors.  It also provides user filtering and searching if you are looking for a specific Mentor or Candidate.</w:t>
+      </w:r>
+    </w:p>
+    <w:p>
+      <w:pPr>
+        <w:pStyle w:val="Normal"/>
+        <w:spacing w:before="0" w:after="120"/>
+        <w:rPr>
+          <w:rFonts w:eastAsia="Arial" w:cs="Arial"/>
+          <w:sz w:val="24"/>
+          <w:szCs w:val="24"/>
+        </w:rPr>
+      </w:pPr>
+      <w:r>
+        <w:rPr>
+          <w:rFonts w:eastAsia="Arial" w:cs="Arial"/>
+          <w:sz w:val="24"/>
+          <w:szCs w:val="24"/>
         </w:rPr>
         <w:drawing>
-          <wp:anchor behindDoc="0" distT="0" distB="0" distL="0" distR="0" simplePos="0" locked="0" layoutInCell="0" allowOverlap="1" relativeHeight="4">
+          <wp:anchor behindDoc="0" distT="0" distB="0" distL="0" distR="0" simplePos="0" locked="0" layoutInCell="0" allowOverlap="1" relativeHeight="10">
             <wp:simplePos x="0" y="0"/>
             <wp:positionH relativeFrom="column">
               <wp:align>center</wp:align>
@@ -1295,10 +888,10 @@
             <wp:positionV relativeFrom="paragraph">
               <wp:posOffset>635</wp:posOffset>
             </wp:positionV>
-            <wp:extent cx="5943600" cy="3963035"/>
+            <wp:extent cx="5943600" cy="1951990"/>
             <wp:effectExtent l="0" t="0" r="0" b="0"/>
             <wp:wrapSquare wrapText="largest"/>
-            <wp:docPr id="3" name="Image3" descr=""/>
+            <wp:docPr id="3" name="Image9" descr=""/>
             <wp:cNvGraphicFramePr>
               <a:graphicFrameLocks xmlns:a="http://schemas.openxmlformats.org/drawingml/2006/main" noChangeAspect="1"/>
             </wp:cNvGraphicFramePr>
@@ -1306,13 +899,1109 @@
               <a:graphicData uri="http://schemas.openxmlformats.org/drawingml/2006/picture">
                 <pic:pic xmlns:pic="http://schemas.openxmlformats.org/drawingml/2006/picture">
                   <pic:nvPicPr>
-                    <pic:cNvPr id="3" name="Image3" descr=""/>
+                    <pic:cNvPr id="3" name="Image9" descr=""/>
                     <pic:cNvPicPr>
                       <a:picLocks noChangeAspect="1" noChangeArrowheads="1"/>
                     </pic:cNvPicPr>
                   </pic:nvPicPr>
                   <pic:blipFill>
                     <a:blip r:embed="rId4"/>
+                    <a:stretch>
+                      <a:fillRect/>
+                    </a:stretch>
+                  </pic:blipFill>
+                  <pic:spPr bwMode="auto">
+                    <a:xfrm>
+                      <a:off x="0" y="0"/>
+                      <a:ext cx="5943600" cy="1951990"/>
+                    </a:xfrm>
+                    <a:prstGeom prst="rect">
+                      <a:avLst/>
+                    </a:prstGeom>
+                  </pic:spPr>
+                </pic:pic>
+              </a:graphicData>
+            </a:graphic>
+          </wp:anchor>
+        </w:drawing>
+      </w:r>
+    </w:p>
+    <w:p>
+      <w:pPr>
+        <w:pStyle w:val="Heading2"/>
+        <w:rPr/>
+      </w:pPr>
+      <w:r>
+        <w:rPr/>
+        <w:t xml:space="preserve">Searching and filtering. </w:t>
+      </w:r>
+    </w:p>
+    <w:p>
+      <w:pPr>
+        <w:pStyle w:val="Normal"/>
+        <w:spacing w:before="0" w:after="120"/>
+        <w:rPr/>
+      </w:pPr>
+      <w:r>
+        <w:rPr>
+          <w:rFonts w:eastAsia="Arial" w:cs="Arial"/>
+          <w:sz w:val="24"/>
+          <w:szCs w:val="24"/>
+        </w:rPr>
+        <w:t xml:space="preserve">If you want to filter the Member list on one or more Mentor status, you can use the filtering tool.  Click on the “three dot menu” (1) and select the filed you would like to use in your filter. </w:t>
+      </w:r>
+    </w:p>
+    <w:p>
+      <w:pPr>
+        <w:pStyle w:val="Normal"/>
+        <w:spacing w:before="0" w:after="120"/>
+        <w:rPr/>
+      </w:pPr>
+      <w:r>
+        <w:rPr>
+          <w:rFonts w:eastAsia="Arial" w:cs="Arial"/>
+          <w:sz w:val="24"/>
+          <w:szCs w:val="24"/>
+        </w:rPr>
+        <w:t>Then select one or more status values from the drop down list.</w:t>
+      </w:r>
+    </w:p>
+    <w:p>
+      <w:pPr>
+        <w:pStyle w:val="Normal"/>
+        <w:spacing w:before="0" w:after="120"/>
+        <w:rPr>
+          <w:rFonts w:eastAsia="Arial" w:cs="Arial"/>
+          <w:sz w:val="24"/>
+          <w:szCs w:val="24"/>
+        </w:rPr>
+      </w:pPr>
+      <w:r>
+        <w:rPr>
+          <w:rFonts w:eastAsia="Arial" w:cs="Arial"/>
+          <w:sz w:val="24"/>
+          <w:szCs w:val="24"/>
+        </w:rPr>
+      </w:r>
+    </w:p>
+    <w:p>
+      <w:pPr>
+        <w:pStyle w:val="Normal"/>
+        <w:spacing w:before="0" w:after="120"/>
+        <w:rPr/>
+      </w:pPr>
+      <w:r>
+        <w:rPr/>
+        <w:drawing>
+          <wp:anchor behindDoc="0" distT="0" distB="0" distL="0" distR="0" simplePos="0" locked="0" layoutInCell="0" allowOverlap="1" relativeHeight="7">
+            <wp:simplePos x="0" y="0"/>
+            <wp:positionH relativeFrom="column">
+              <wp:align>center</wp:align>
+            </wp:positionH>
+            <wp:positionV relativeFrom="paragraph">
+              <wp:posOffset>635</wp:posOffset>
+            </wp:positionV>
+            <wp:extent cx="5001260" cy="2689860"/>
+            <wp:effectExtent l="0" t="0" r="0" b="0"/>
+            <wp:wrapTopAndBottom/>
+            <wp:docPr id="4" name="Image7" descr=""/>
+            <wp:cNvGraphicFramePr>
+              <a:graphicFrameLocks xmlns:a="http://schemas.openxmlformats.org/drawingml/2006/main" noChangeAspect="1"/>
+            </wp:cNvGraphicFramePr>
+            <a:graphic xmlns:a="http://schemas.openxmlformats.org/drawingml/2006/main">
+              <a:graphicData uri="http://schemas.openxmlformats.org/drawingml/2006/picture">
+                <pic:pic xmlns:pic="http://schemas.openxmlformats.org/drawingml/2006/picture">
+                  <pic:nvPicPr>
+                    <pic:cNvPr id="4" name="Image7" descr=""/>
+                    <pic:cNvPicPr>
+                      <a:picLocks noChangeAspect="1" noChangeArrowheads="1"/>
+                    </pic:cNvPicPr>
+                  </pic:nvPicPr>
+                  <pic:blipFill>
+                    <a:blip r:embed="rId5"/>
+                    <a:stretch>
+                      <a:fillRect/>
+                    </a:stretch>
+                  </pic:blipFill>
+                  <pic:spPr bwMode="auto">
+                    <a:xfrm>
+                      <a:off x="0" y="0"/>
+                      <a:ext cx="5001260" cy="2689860"/>
+                    </a:xfrm>
+                    <a:prstGeom prst="rect">
+                      <a:avLst/>
+                    </a:prstGeom>
+                  </pic:spPr>
+                </pic:pic>
+              </a:graphicData>
+            </a:graphic>
+          </wp:anchor>
+        </w:drawing>
+      </w:r>
+    </w:p>
+    <w:p>
+      <w:pPr>
+        <w:pStyle w:val="Normal"/>
+        <w:spacing w:before="0" w:after="120"/>
+        <w:rPr/>
+      </w:pPr>
+      <w:r>
+        <w:rPr/>
+        <w:t>Regardless of what method you use, once you locate the Mentor Candidate that you would like to review, simply click on the Mentor Name to display the details.</w:t>
+      </w:r>
+    </w:p>
+    <w:p>
+      <w:pPr>
+        <w:pStyle w:val="Normal"/>
+        <w:spacing w:before="0" w:after="120"/>
+        <w:rPr>
+          <w:rFonts w:eastAsia="Arial" w:cs="Arial"/>
+          <w:sz w:val="24"/>
+          <w:szCs w:val="24"/>
+        </w:rPr>
+      </w:pPr>
+      <w:r>
+        <w:rPr>
+          <w:rFonts w:eastAsia="Arial" w:cs="Arial"/>
+          <w:sz w:val="24"/>
+          <w:szCs w:val="24"/>
+        </w:rPr>
+      </w:r>
+      <w:r>
+        <w:br w:type="page"/>
+      </w:r>
+    </w:p>
+    <w:p>
+      <w:pPr>
+        <w:pStyle w:val="Heading1"/>
+        <w:spacing w:before="0" w:after="180"/>
+        <w:rPr/>
+      </w:pPr>
+      <w:r>
+        <w:rPr>
+          <w:rFonts w:eastAsia="Arial" w:cs="Arial"/>
+          <w:sz w:val="24"/>
+          <w:szCs w:val="24"/>
+        </w:rPr>
+        <w:t>Mentor Status Values</w:t>
+      </w:r>
+    </w:p>
+    <w:p>
+      <w:pPr>
+        <w:pStyle w:val="Normal"/>
+        <w:spacing w:before="0" w:after="120"/>
+        <w:rPr/>
+      </w:pPr>
+      <w:r>
+        <w:rPr>
+          <w:rFonts w:eastAsia="Arial" w:cs="Arial"/>
+          <w:sz w:val="24"/>
+          <w:szCs w:val="24"/>
+        </w:rPr>
+        <w:t xml:space="preserve">The following list describes each Mentor status and its meaning. </w:t>
+      </w:r>
+    </w:p>
+    <w:p>
+      <w:pPr>
+        <w:pStyle w:val="ListParagraph"/>
+        <w:numPr>
+          <w:ilvl w:val="0"/>
+          <w:numId w:val="33"/>
+        </w:numPr>
+        <w:spacing w:before="0" w:after="80"/>
+        <w:rPr/>
+      </w:pPr>
+      <w:r>
+        <w:rPr>
+          <w:rFonts w:eastAsia="Arial" w:cs="Arial"/>
+          <w:b/>
+          <w:bCs/>
+          <w:sz w:val="24"/>
+          <w:szCs w:val="24"/>
+        </w:rPr>
+        <w:t>Candidate</w:t>
+      </w:r>
+      <w:r>
+        <w:rPr>
+          <w:rFonts w:eastAsia="Arial" w:cs="Arial"/>
+          <w:sz w:val="24"/>
+          <w:szCs w:val="24"/>
+        </w:rPr>
+        <w:t xml:space="preserve"> — A new application has arrived. The person has submitted the website form but the Mentor Review Team has not begun the review process.</w:t>
+      </w:r>
+    </w:p>
+    <w:p>
+      <w:pPr>
+        <w:pStyle w:val="ListParagraph"/>
+        <w:numPr>
+          <w:ilvl w:val="0"/>
+          <w:numId w:val="34"/>
+        </w:numPr>
+        <w:spacing w:before="0" w:after="80"/>
+        <w:rPr/>
+      </w:pPr>
+      <w:r>
+        <w:rPr>
+          <w:rFonts w:eastAsia="Arial" w:cs="Arial"/>
+          <w:b/>
+          <w:bCs/>
+          <w:sz w:val="24"/>
+          <w:szCs w:val="24"/>
+        </w:rPr>
+        <w:t xml:space="preserve">Under Review — </w:t>
+      </w:r>
+      <w:r>
+        <w:rPr>
+          <w:rFonts w:eastAsia="Arial" w:cs="Arial"/>
+          <w:b w:val="false"/>
+          <w:bCs w:val="false"/>
+          <w:sz w:val="24"/>
+          <w:szCs w:val="24"/>
+        </w:rPr>
+        <w:t xml:space="preserve">The new applicant has begun the review process, but has not yet been granted a Provisional approval.  </w:t>
+      </w:r>
+    </w:p>
+    <w:p>
+      <w:pPr>
+        <w:pStyle w:val="ListParagraph"/>
+        <w:numPr>
+          <w:ilvl w:val="0"/>
+          <w:numId w:val="35"/>
+        </w:numPr>
+        <w:spacing w:before="0" w:after="80"/>
+        <w:rPr/>
+      </w:pPr>
+      <w:r>
+        <w:rPr>
+          <w:rFonts w:eastAsia="Arial" w:cs="Arial"/>
+          <w:b/>
+          <w:bCs/>
+          <w:sz w:val="24"/>
+          <w:szCs w:val="24"/>
+        </w:rPr>
+        <w:t>Provisional</w:t>
+      </w:r>
+      <w:r>
+        <w:rPr>
+          <w:rFonts w:eastAsia="Arial" w:cs="Arial"/>
+          <w:sz w:val="24"/>
+          <w:szCs w:val="24"/>
+        </w:rPr>
+        <w:t xml:space="preserve"> — The application has passed an initial review and is moving through the on-boarding process before a final approval is granted.</w:t>
+      </w:r>
+    </w:p>
+    <w:p>
+      <w:pPr>
+        <w:pStyle w:val="ListParagraph"/>
+        <w:numPr>
+          <w:ilvl w:val="0"/>
+          <w:numId w:val="36"/>
+        </w:numPr>
+        <w:spacing w:before="0" w:after="80"/>
+        <w:rPr/>
+      </w:pPr>
+      <w:r>
+        <w:rPr>
+          <w:rFonts w:eastAsia="Arial" w:cs="Arial"/>
+          <w:b/>
+          <w:bCs/>
+          <w:sz w:val="24"/>
+          <w:szCs w:val="24"/>
+        </w:rPr>
+        <w:t>Approved</w:t>
+      </w:r>
+      <w:r>
+        <w:rPr>
+          <w:rFonts w:eastAsia="Arial" w:cs="Arial"/>
+          <w:sz w:val="24"/>
+          <w:szCs w:val="24"/>
+        </w:rPr>
+        <w:t xml:space="preserve"> — The candidate has been accepted and has completed on-boarding training, but is not yet ready for solo mentoring.</w:t>
+      </w:r>
+    </w:p>
+    <w:p>
+      <w:pPr>
+        <w:pStyle w:val="ListParagraph"/>
+        <w:numPr>
+          <w:ilvl w:val="0"/>
+          <w:numId w:val="37"/>
+        </w:numPr>
+        <w:spacing w:before="0" w:after="80"/>
+        <w:rPr/>
+      </w:pPr>
+      <w:r>
+        <w:rPr>
+          <w:rFonts w:eastAsia="Arial" w:cs="Arial"/>
+          <w:b/>
+          <w:bCs/>
+          <w:sz w:val="24"/>
+          <w:szCs w:val="24"/>
+        </w:rPr>
+        <w:t>Active</w:t>
+      </w:r>
+      <w:r>
+        <w:rPr>
+          <w:rFonts w:eastAsia="Arial" w:cs="Arial"/>
+          <w:sz w:val="24"/>
+          <w:szCs w:val="24"/>
+        </w:rPr>
+        <w:t xml:space="preserve"> — The candidate has been approved and is ready to provide solo mentoring services. </w:t>
+      </w:r>
+    </w:p>
+    <w:p>
+      <w:pPr>
+        <w:pStyle w:val="ListParagraph"/>
+        <w:numPr>
+          <w:ilvl w:val="0"/>
+          <w:numId w:val="38"/>
+        </w:numPr>
+        <w:spacing w:before="0" w:after="80"/>
+        <w:rPr/>
+      </w:pPr>
+      <w:r>
+        <w:rPr>
+          <w:rFonts w:eastAsia="Arial" w:cs="Arial"/>
+          <w:b/>
+          <w:bCs/>
+          <w:sz w:val="24"/>
+          <w:szCs w:val="24"/>
+        </w:rPr>
+        <w:t>Dormant</w:t>
+      </w:r>
+      <w:r>
+        <w:rPr>
+          <w:rFonts w:eastAsia="Arial" w:cs="Arial"/>
+          <w:sz w:val="24"/>
+          <w:szCs w:val="24"/>
+        </w:rPr>
+        <w:t xml:space="preserve"> — A mentor who was previously Active has become inactive. Dormant records may surface in your queue when a re-evaluation or reactivation decision is needed.</w:t>
+      </w:r>
+    </w:p>
+    <w:p>
+      <w:pPr>
+        <w:pStyle w:val="ListParagraph"/>
+        <w:numPr>
+          <w:ilvl w:val="0"/>
+          <w:numId w:val="39"/>
+        </w:numPr>
+        <w:spacing w:before="0" w:after="80"/>
+        <w:rPr/>
+      </w:pPr>
+      <w:r>
+        <w:rPr>
+          <w:rFonts w:eastAsia="Arial" w:cs="Arial"/>
+          <w:b/>
+          <w:bCs/>
+          <w:sz w:val="24"/>
+          <w:szCs w:val="24"/>
+        </w:rPr>
+        <w:t>Retired</w:t>
+      </w:r>
+      <w:r>
+        <w:rPr>
+          <w:rFonts w:eastAsia="Arial" w:cs="Arial"/>
+          <w:sz w:val="24"/>
+          <w:szCs w:val="24"/>
+        </w:rPr>
+        <w:t xml:space="preserve"> — The previously active mentor has decided to retire and is no longer accepting new Clients.</w:t>
+      </w:r>
+    </w:p>
+    <w:p>
+      <w:pPr>
+        <w:pStyle w:val="ListParagraph"/>
+        <w:numPr>
+          <w:ilvl w:val="0"/>
+          <w:numId w:val="40"/>
+        </w:numPr>
+        <w:spacing w:before="0" w:after="80"/>
+        <w:rPr/>
+      </w:pPr>
+      <w:r>
+        <w:rPr>
+          <w:rFonts w:eastAsia="Arial" w:cs="Arial"/>
+          <w:b/>
+          <w:bCs/>
+          <w:sz w:val="24"/>
+          <w:szCs w:val="24"/>
+        </w:rPr>
+        <w:t>Terminated</w:t>
+      </w:r>
+      <w:r>
+        <w:rPr>
+          <w:rFonts w:eastAsia="Arial" w:cs="Arial"/>
+          <w:sz w:val="24"/>
+          <w:szCs w:val="24"/>
+        </w:rPr>
+        <w:t xml:space="preserve"> — The Active Candidate has been Terminated for some type of Breach of Ethics or Terms and Conditions.</w:t>
+      </w:r>
+    </w:p>
+    <w:p>
+      <w:pPr>
+        <w:pStyle w:val="ListParagraph"/>
+        <w:numPr>
+          <w:ilvl w:val="0"/>
+          <w:numId w:val="41"/>
+        </w:numPr>
+        <w:spacing w:before="0" w:after="80"/>
+        <w:rPr/>
+      </w:pPr>
+      <w:r>
+        <w:rPr>
+          <w:rFonts w:eastAsia="Arial" w:cs="Arial"/>
+          <w:b/>
+          <w:bCs/>
+          <w:sz w:val="24"/>
+          <w:szCs w:val="24"/>
+        </w:rPr>
+        <w:t>Declined</w:t>
+      </w:r>
+      <w:r>
+        <w:rPr>
+          <w:rFonts w:eastAsia="Arial" w:cs="Arial"/>
+          <w:sz w:val="24"/>
+          <w:szCs w:val="24"/>
+        </w:rPr>
+        <w:t xml:space="preserve"> — the candidate application was declined. </w:t>
+      </w:r>
+    </w:p>
+    <w:p>
+      <w:pPr>
+        <w:pStyle w:val="Normal"/>
+        <w:spacing w:before="0" w:after="120"/>
+        <w:rPr>
+          <w:rFonts w:eastAsia="Arial" w:cs="Arial"/>
+          <w:sz w:val="24"/>
+          <w:szCs w:val="24"/>
+        </w:rPr>
+      </w:pPr>
+      <w:r>
+        <w:rPr>
+          <w:rFonts w:eastAsia="Arial" w:cs="Arial"/>
+          <w:sz w:val="24"/>
+          <w:szCs w:val="24"/>
+        </w:rPr>
+      </w:r>
+    </w:p>
+    <w:p>
+      <w:pPr>
+        <w:pStyle w:val="Normal"/>
+        <w:spacing w:before="0" w:after="120"/>
+        <w:rPr/>
+      </w:pPr>
+      <w:r>
+        <w:rPr>
+          <w:rFonts w:eastAsia="Arial" w:cs="Arial"/>
+          <w:sz w:val="24"/>
+          <w:szCs w:val="24"/>
+        </w:rPr>
+        <w:t>There are four Mentor Status values that should be actively reviewed by the Mentor Review Team:</w:t>
+      </w:r>
+    </w:p>
+    <w:p>
+      <w:pPr>
+        <w:pStyle w:val="ListParagraph"/>
+        <w:numPr>
+          <w:ilvl w:val="0"/>
+          <w:numId w:val="42"/>
+        </w:numPr>
+        <w:spacing w:before="0" w:after="80"/>
+        <w:rPr/>
+      </w:pPr>
+      <w:r>
+        <w:rPr>
+          <w:rFonts w:eastAsia="Arial" w:cs="Arial"/>
+          <w:b/>
+          <w:bCs/>
+          <w:sz w:val="24"/>
+          <w:szCs w:val="24"/>
+        </w:rPr>
+        <w:t>Candidate</w:t>
+      </w:r>
+      <w:r>
+        <w:rPr>
+          <w:rFonts w:eastAsia="Arial" w:cs="Arial"/>
+          <w:sz w:val="24"/>
+          <w:szCs w:val="24"/>
+        </w:rPr>
+        <w:t xml:space="preserve"> </w:t>
+      </w:r>
+    </w:p>
+    <w:p>
+      <w:pPr>
+        <w:pStyle w:val="ListParagraph"/>
+        <w:numPr>
+          <w:ilvl w:val="0"/>
+          <w:numId w:val="43"/>
+        </w:numPr>
+        <w:spacing w:before="0" w:after="80"/>
+        <w:rPr/>
+      </w:pPr>
+      <w:r>
+        <w:rPr>
+          <w:rFonts w:eastAsia="Arial" w:cs="Arial"/>
+          <w:b/>
+          <w:bCs/>
+          <w:sz w:val="24"/>
+          <w:szCs w:val="24"/>
+        </w:rPr>
+        <w:t>Under Review</w:t>
+      </w:r>
+    </w:p>
+    <w:p>
+      <w:pPr>
+        <w:pStyle w:val="ListParagraph"/>
+        <w:numPr>
+          <w:ilvl w:val="0"/>
+          <w:numId w:val="44"/>
+        </w:numPr>
+        <w:spacing w:before="0" w:after="80"/>
+        <w:rPr/>
+      </w:pPr>
+      <w:r>
+        <w:rPr>
+          <w:rFonts w:eastAsia="Arial" w:cs="Arial"/>
+          <w:b/>
+          <w:bCs/>
+          <w:sz w:val="24"/>
+          <w:szCs w:val="24"/>
+        </w:rPr>
+        <w:t>Provisional</w:t>
+      </w:r>
+    </w:p>
+    <w:p>
+      <w:pPr>
+        <w:pStyle w:val="ListParagraph"/>
+        <w:numPr>
+          <w:ilvl w:val="0"/>
+          <w:numId w:val="45"/>
+        </w:numPr>
+        <w:spacing w:before="0" w:after="80"/>
+        <w:rPr/>
+      </w:pPr>
+      <w:r>
+        <w:rPr>
+          <w:rFonts w:eastAsia="Arial" w:cs="Arial"/>
+          <w:b/>
+          <w:bCs/>
+          <w:sz w:val="24"/>
+          <w:szCs w:val="24"/>
+        </w:rPr>
+        <w:t>Approved</w:t>
+      </w:r>
+    </w:p>
+    <w:p>
+      <w:pPr>
+        <w:pStyle w:val="ListParagraph"/>
+        <w:numPr>
+          <w:ilvl w:val="0"/>
+          <w:numId w:val="46"/>
+        </w:numPr>
+        <w:spacing w:before="0" w:after="80"/>
+        <w:rPr/>
+      </w:pPr>
+      <w:r>
+        <w:rPr>
+          <w:rFonts w:eastAsia="Arial" w:cs="Arial"/>
+          <w:b/>
+          <w:bCs/>
+          <w:sz w:val="24"/>
+          <w:szCs w:val="24"/>
+        </w:rPr>
+        <w:t>Dormant</w:t>
+      </w:r>
+    </w:p>
+    <w:p>
+      <w:pPr>
+        <w:pStyle w:val="Heading2"/>
+        <w:spacing w:before="0" w:after="120"/>
+        <w:rPr>
+          <w:rFonts w:ascii="Arial" w:hAnsi="Arial" w:eastAsia="Arial" w:cs="Arial"/>
+          <w:b/>
+          <w:bCs/>
+          <w:color w:val="2E75B6"/>
+          <w:sz w:val="24"/>
+          <w:szCs w:val="24"/>
+        </w:rPr>
+      </w:pPr>
+      <w:r>
+        <w:rPr>
+          <w:rFonts w:eastAsia="Arial" w:cs="Arial"/>
+          <w:b/>
+          <w:bCs/>
+          <w:color w:val="2E75B6"/>
+          <w:sz w:val="24"/>
+          <w:szCs w:val="24"/>
+        </w:rPr>
+      </w:r>
+      <w:r>
+        <w:br w:type="page"/>
+      </w:r>
+    </w:p>
+    <w:p>
+      <w:pPr>
+        <w:pStyle w:val="Heading2"/>
+        <w:spacing w:before="0" w:after="120"/>
+        <w:rPr/>
+      </w:pPr>
+      <w:r>
+        <w:rPr>
+          <w:rFonts w:eastAsia="Arial" w:cs="Arial" w:ascii="Arial" w:hAnsi="Arial"/>
+          <w:b/>
+          <w:bCs/>
+          <w:color w:val="2E75B6"/>
+          <w:sz w:val="28"/>
+          <w:szCs w:val="28"/>
+        </w:rPr>
+        <w:t>3. Reviewing a Candidate Application</w:t>
+      </w:r>
+    </w:p>
+    <w:p>
+      <w:pPr>
+        <w:pStyle w:val="Normal"/>
+        <w:spacing w:before="0" w:after="120"/>
+        <w:rPr/>
+      </w:pPr>
+      <w:r>
+        <w:rPr>
+          <w:rFonts w:eastAsia="Arial" w:cs="Arial"/>
+          <w:sz w:val="24"/>
+          <w:szCs w:val="24"/>
+        </w:rPr>
+        <w:t xml:space="preserve">Opening the Mentor application. Once you have selected a Mentor to review, open their CBM Member record by clicking on their name. </w:t>
+      </w:r>
+    </w:p>
+    <w:p>
+      <w:pPr>
+        <w:pStyle w:val="Normal"/>
+        <w:spacing w:before="0" w:after="120"/>
+        <w:rPr>
+          <w:rFonts w:eastAsia="Arial" w:cs="Arial"/>
+          <w:sz w:val="24"/>
+          <w:szCs w:val="24"/>
+        </w:rPr>
+      </w:pPr>
+      <w:r>
+        <w:rPr>
+          <w:rFonts w:eastAsia="Arial" w:cs="Arial"/>
+          <w:sz w:val="24"/>
+          <w:szCs w:val="24"/>
+        </w:rPr>
+      </w:r>
+    </w:p>
+    <w:p>
+      <w:pPr>
+        <w:pStyle w:val="Normal"/>
+        <w:spacing w:before="0" w:after="120"/>
+        <w:rPr>
+          <w:rFonts w:eastAsia="Arial" w:cs="Arial"/>
+          <w:sz w:val="24"/>
+          <w:szCs w:val="24"/>
+        </w:rPr>
+      </w:pPr>
+      <w:r>
+        <w:rPr>
+          <w:rFonts w:eastAsia="Arial" w:cs="Arial"/>
+          <w:sz w:val="24"/>
+          <w:szCs w:val="24"/>
+        </w:rPr>
+        <w:drawing>
+          <wp:anchor behindDoc="0" distT="0" distB="0" distL="0" distR="0" simplePos="0" locked="0" layoutInCell="0" allowOverlap="1" relativeHeight="11">
+            <wp:simplePos x="0" y="0"/>
+            <wp:positionH relativeFrom="column">
+              <wp:align>center</wp:align>
+            </wp:positionH>
+            <wp:positionV relativeFrom="paragraph">
+              <wp:posOffset>635</wp:posOffset>
+            </wp:positionV>
+            <wp:extent cx="5086985" cy="3065780"/>
+            <wp:effectExtent l="0" t="0" r="0" b="0"/>
+            <wp:wrapTopAndBottom/>
+            <wp:docPr id="5" name="Image10" descr=""/>
+            <wp:cNvGraphicFramePr>
+              <a:graphicFrameLocks xmlns:a="http://schemas.openxmlformats.org/drawingml/2006/main" noChangeAspect="1"/>
+            </wp:cNvGraphicFramePr>
+            <a:graphic xmlns:a="http://schemas.openxmlformats.org/drawingml/2006/main">
+              <a:graphicData uri="http://schemas.openxmlformats.org/drawingml/2006/picture">
+                <pic:pic xmlns:pic="http://schemas.openxmlformats.org/drawingml/2006/picture">
+                  <pic:nvPicPr>
+                    <pic:cNvPr id="5" name="Image10" descr=""/>
+                    <pic:cNvPicPr>
+                      <a:picLocks noChangeAspect="1" noChangeArrowheads="1"/>
+                    </pic:cNvPicPr>
+                  </pic:nvPicPr>
+                  <pic:blipFill>
+                    <a:blip r:embed="rId6"/>
+                    <a:stretch>
+                      <a:fillRect/>
+                    </a:stretch>
+                  </pic:blipFill>
+                  <pic:spPr bwMode="auto">
+                    <a:xfrm>
+                      <a:off x="0" y="0"/>
+                      <a:ext cx="5086985" cy="3065780"/>
+                    </a:xfrm>
+                    <a:prstGeom prst="rect">
+                      <a:avLst/>
+                    </a:prstGeom>
+                  </pic:spPr>
+                </pic:pic>
+              </a:graphicData>
+            </a:graphic>
+          </wp:anchor>
+        </w:drawing>
+      </w:r>
+    </w:p>
+    <w:p>
+      <w:pPr>
+        <w:pStyle w:val="Normal"/>
+        <w:spacing w:before="0" w:after="120"/>
+        <w:rPr/>
+      </w:pPr>
+      <w:r>
+        <w:rPr>
+          <w:rFonts w:eastAsia="Arial" w:cs="Arial"/>
+          <w:sz w:val="24"/>
+          <w:szCs w:val="24"/>
+        </w:rPr>
+        <w:t>The CBM Member detail form segments the data about the member into tabs across the top of the page.  Members of the Mentor Review Team can see additional tabs that other CBM Users cannot.  Specifically the Mentor Status and Dues Status Pages.</w:t>
+      </w:r>
+    </w:p>
+    <w:p>
+      <w:pPr>
+        <w:pStyle w:val="Normal"/>
+        <w:spacing w:before="0" w:after="120"/>
+        <w:rPr/>
+      </w:pPr>
+      <w:r>
+        <w:rPr>
+          <w:rFonts w:eastAsia="Arial" w:cs="Arial"/>
+          <w:sz w:val="24"/>
+          <w:szCs w:val="24"/>
+        </w:rPr>
+        <w:t>The Contact Information tab shows the person’s name and contact details from their Contact record. The Mentor Application information is stored on the Mentor Profile tab — select it to see what the candidate submitted.</w:t>
+      </w:r>
+    </w:p>
+    <w:p>
+      <w:pPr>
+        <w:pStyle w:val="Normal"/>
+        <w:spacing w:before="0" w:after="120"/>
+        <w:rPr/>
+      </w:pPr>
+      <w:r>
+        <w:rPr>
+          <w:rFonts w:eastAsia="Arial" w:cs="Arial"/>
+          <w:sz w:val="24"/>
+          <w:szCs w:val="24"/>
+        </w:rPr>
+        <w:t>What to look at. There’s no scoring sheet or checklist — the review is a judgment call based on what the candidate has shared. The fields that matter most are:</w:t>
+      </w:r>
+    </w:p>
+    <w:p>
+      <w:pPr>
+        <w:pStyle w:val="ListParagraph"/>
+        <w:numPr>
+          <w:ilvl w:val="0"/>
+          <w:numId w:val="47"/>
+        </w:numPr>
+        <w:spacing w:before="0" w:after="80"/>
+        <w:rPr/>
+      </w:pPr>
+      <w:r>
+        <w:rPr>
+          <w:rFonts w:eastAsia="Arial" w:cs="Arial"/>
+          <w:b/>
+          <w:bCs/>
+          <w:sz w:val="24"/>
+          <w:szCs w:val="24"/>
+        </w:rPr>
+        <w:t>Professional Bio</w:t>
+      </w:r>
+      <w:r>
+        <w:rPr>
+          <w:rFonts w:eastAsia="Arial" w:cs="Arial"/>
+          <w:sz w:val="24"/>
+          <w:szCs w:val="24"/>
+        </w:rPr>
+        <w:t xml:space="preserve"> — does the candidate have a credible professional background that would serve CBM clients well?</w:t>
+      </w:r>
+    </w:p>
+    <w:p>
+      <w:pPr>
+        <w:pStyle w:val="ListParagraph"/>
+        <w:numPr>
+          <w:ilvl w:val="0"/>
+          <w:numId w:val="48"/>
+        </w:numPr>
+        <w:spacing w:before="0" w:after="80"/>
+        <w:rPr/>
+      </w:pPr>
+      <w:r>
+        <w:rPr>
+          <w:rFonts w:eastAsia="Arial" w:cs="Arial"/>
+          <w:b/>
+          <w:bCs/>
+          <w:sz w:val="24"/>
+          <w:szCs w:val="24"/>
+        </w:rPr>
+        <w:t>Area of Expertise</w:t>
+      </w:r>
+      <w:r>
+        <w:rPr>
+          <w:rFonts w:eastAsia="Arial" w:cs="Arial"/>
+          <w:sz w:val="24"/>
+          <w:szCs w:val="24"/>
+        </w:rPr>
+        <w:t xml:space="preserve"> — does their expertise align with the kinds of help CBM clients need?</w:t>
+      </w:r>
+    </w:p>
+    <w:p>
+      <w:pPr>
+        <w:pStyle w:val="ListParagraph"/>
+        <w:numPr>
+          <w:ilvl w:val="0"/>
+          <w:numId w:val="49"/>
+        </w:numPr>
+        <w:spacing w:before="0" w:after="80"/>
+        <w:rPr/>
+      </w:pPr>
+      <w:r>
+        <w:rPr>
+          <w:rFonts w:eastAsia="Arial" w:cs="Arial"/>
+          <w:b/>
+          <w:bCs/>
+          <w:sz w:val="24"/>
+          <w:szCs w:val="24"/>
+        </w:rPr>
+        <w:t>Mentoring Skills</w:t>
+      </w:r>
+      <w:r>
+        <w:rPr>
+          <w:rFonts w:eastAsia="Arial" w:cs="Arial"/>
+          <w:sz w:val="24"/>
+          <w:szCs w:val="24"/>
+        </w:rPr>
+        <w:t xml:space="preserve"> — have they described relevant skills or experience that would make them an effective mentor?</w:t>
+      </w:r>
+    </w:p>
+    <w:p>
+      <w:pPr>
+        <w:pStyle w:val="ListParagraph"/>
+        <w:numPr>
+          <w:ilvl w:val="0"/>
+          <w:numId w:val="50"/>
+        </w:numPr>
+        <w:spacing w:before="0" w:after="80"/>
+        <w:rPr/>
+      </w:pPr>
+      <w:r>
+        <w:rPr>
+          <w:rFonts w:eastAsia="Arial" w:cs="Arial"/>
+          <w:b/>
+          <w:bCs/>
+          <w:sz w:val="24"/>
+          <w:szCs w:val="24"/>
+        </w:rPr>
+        <w:t>Industry Sector and Mentoring Focus Areas</w:t>
+      </w:r>
+      <w:r>
+        <w:rPr>
+          <w:rFonts w:eastAsia="Arial" w:cs="Arial"/>
+          <w:sz w:val="24"/>
+          <w:szCs w:val="24"/>
+        </w:rPr>
+        <w:t xml:space="preserve"> — do these fill a gap in CBM’s current mentor roster, or strengthen an area already well covered?</w:t>
+      </w:r>
+    </w:p>
+    <w:p>
+      <w:pPr>
+        <w:pStyle w:val="ListParagraph"/>
+        <w:numPr>
+          <w:ilvl w:val="0"/>
+          <w:numId w:val="51"/>
+        </w:numPr>
+        <w:spacing w:before="0" w:after="80"/>
+        <w:rPr/>
+      </w:pPr>
+      <w:r>
+        <w:rPr>
+          <w:rFonts w:eastAsia="Arial" w:cs="Arial"/>
+          <w:b/>
+          <w:bCs/>
+          <w:sz w:val="24"/>
+          <w:szCs w:val="24"/>
+        </w:rPr>
+        <w:t>Why Interested in Mentoring and How Did You Hear About CBM</w:t>
+      </w:r>
+      <w:r>
+        <w:rPr>
+          <w:rFonts w:eastAsia="Arial" w:cs="Arial"/>
+          <w:sz w:val="24"/>
+          <w:szCs w:val="24"/>
+        </w:rPr>
+        <w:t xml:space="preserve"> — useful context for understanding the candidate’s motivation and how they found their way to CBM.</w:t>
+      </w:r>
+    </w:p>
+    <w:p>
+      <w:pPr>
+        <w:pStyle w:val="Normal"/>
+        <w:spacing w:before="0" w:after="120"/>
+        <w:rPr/>
+      </w:pPr>
+      <w:r>
+        <w:rPr>
+          <w:rFonts w:eastAsia="Arial" w:cs="Arial"/>
+          <w:sz w:val="24"/>
+          <w:szCs w:val="24"/>
+        </w:rPr>
+        <w:t>Taking notes during review. If you want to record observations or questions as you work through an application, use the Mentor Status Notes field on the Mentor Status tab.  These notes are not generally visible to other members outside of the Mentor Review Team, but may be visible in some circumstances.</w:t>
+      </w:r>
+    </w:p>
+    <w:p>
+      <w:pPr>
+        <w:pStyle w:val="Normal"/>
+        <w:spacing w:before="0" w:after="120"/>
+        <w:rPr>
+          <w:rFonts w:eastAsia="Arial" w:cs="Arial"/>
+          <w:sz w:val="24"/>
+          <w:szCs w:val="24"/>
+        </w:rPr>
+      </w:pPr>
+      <w:r>
+        <w:rPr>
+          <w:rFonts w:eastAsia="Arial" w:cs="Arial"/>
+          <w:sz w:val="24"/>
+          <w:szCs w:val="24"/>
+        </w:rPr>
+      </w:r>
+    </w:p>
+    <w:p>
+      <w:pPr>
+        <w:pStyle w:val="Normal"/>
+        <w:spacing w:before="0" w:after="120"/>
+        <w:rPr/>
+      </w:pPr>
+      <w:r>
+        <w:rPr/>
+        <w:drawing>
+          <wp:anchor behindDoc="0" distT="0" distB="0" distL="0" distR="0" simplePos="0" locked="0" layoutInCell="0" allowOverlap="1" relativeHeight="2">
+            <wp:simplePos x="0" y="0"/>
+            <wp:positionH relativeFrom="column">
+              <wp:align>center</wp:align>
+            </wp:positionH>
+            <wp:positionV relativeFrom="paragraph">
+              <wp:posOffset>635</wp:posOffset>
+            </wp:positionV>
+            <wp:extent cx="5061585" cy="2901315"/>
+            <wp:effectExtent l="0" t="0" r="0" b="0"/>
+            <wp:wrapSquare wrapText="largest"/>
+            <wp:docPr id="6" name="Image2" descr=""/>
+            <wp:cNvGraphicFramePr>
+              <a:graphicFrameLocks xmlns:a="http://schemas.openxmlformats.org/drawingml/2006/main" noChangeAspect="1"/>
+            </wp:cNvGraphicFramePr>
+            <a:graphic xmlns:a="http://schemas.openxmlformats.org/drawingml/2006/main">
+              <a:graphicData uri="http://schemas.openxmlformats.org/drawingml/2006/picture">
+                <pic:pic xmlns:pic="http://schemas.openxmlformats.org/drawingml/2006/picture">
+                  <pic:nvPicPr>
+                    <pic:cNvPr id="6" name="Image2" descr=""/>
+                    <pic:cNvPicPr>
+                      <a:picLocks noChangeAspect="1" noChangeArrowheads="1"/>
+                    </pic:cNvPicPr>
+                  </pic:nvPicPr>
+                  <pic:blipFill>
+                    <a:blip r:embed="rId7"/>
+                    <a:stretch>
+                      <a:fillRect/>
+                    </a:stretch>
+                  </pic:blipFill>
+                  <pic:spPr bwMode="auto">
+                    <a:xfrm>
+                      <a:off x="0" y="0"/>
+                      <a:ext cx="5061585" cy="2901315"/>
+                    </a:xfrm>
+                    <a:prstGeom prst="rect">
+                      <a:avLst/>
+                    </a:prstGeom>
+                  </pic:spPr>
+                </pic:pic>
+              </a:graphicData>
+            </a:graphic>
+          </wp:anchor>
+        </w:drawing>
+      </w:r>
+    </w:p>
+    <w:p>
+      <w:pPr>
+        <w:pStyle w:val="Heading2"/>
+        <w:spacing w:before="240" w:after="120"/>
+        <w:rPr>
+          <w:rFonts w:ascii="Arial" w:hAnsi="Arial" w:eastAsia="Arial" w:cs="Arial"/>
+          <w:b/>
+          <w:bCs/>
+          <w:color w:val="2E75B6"/>
+          <w:sz w:val="28"/>
+          <w:szCs w:val="28"/>
+        </w:rPr>
+      </w:pPr>
+      <w:r>
+        <w:rPr>
+          <w:rFonts w:eastAsia="Arial" w:cs="Arial"/>
+          <w:b/>
+          <w:bCs/>
+          <w:color w:val="2E75B6"/>
+          <w:sz w:val="28"/>
+          <w:szCs w:val="28"/>
+        </w:rPr>
+      </w:r>
+    </w:p>
+    <w:p>
+      <w:pPr>
+        <w:pStyle w:val="Heading2"/>
+        <w:spacing w:before="240" w:after="120"/>
+        <w:rPr>
+          <w:rFonts w:ascii="Arial" w:hAnsi="Arial" w:eastAsia="Arial" w:cs="Arial"/>
+          <w:b/>
+          <w:bCs/>
+          <w:color w:val="2E75B6"/>
+          <w:sz w:val="28"/>
+          <w:szCs w:val="28"/>
+        </w:rPr>
+      </w:pPr>
+      <w:r>
+        <w:rPr>
+          <w:rFonts w:eastAsia="Arial" w:cs="Arial"/>
+          <w:b/>
+          <w:bCs/>
+          <w:color w:val="2E75B6"/>
+          <w:sz w:val="28"/>
+          <w:szCs w:val="28"/>
+        </w:rPr>
+        <w:drawing>
+          <wp:anchor behindDoc="0" distT="0" distB="0" distL="0" distR="0" simplePos="0" locked="0" layoutInCell="0" allowOverlap="1" relativeHeight="3">
+            <wp:simplePos x="0" y="0"/>
+            <wp:positionH relativeFrom="column">
+              <wp:posOffset>133350</wp:posOffset>
+            </wp:positionH>
+            <wp:positionV relativeFrom="paragraph">
+              <wp:posOffset>2629535</wp:posOffset>
+            </wp:positionV>
+            <wp:extent cx="5943600" cy="3963035"/>
+            <wp:effectExtent l="0" t="0" r="0" b="0"/>
+            <wp:wrapSquare wrapText="largest"/>
+            <wp:docPr id="7" name="Image3" descr=""/>
+            <wp:cNvGraphicFramePr>
+              <a:graphicFrameLocks xmlns:a="http://schemas.openxmlformats.org/drawingml/2006/main" noChangeAspect="1"/>
+            </wp:cNvGraphicFramePr>
+            <a:graphic xmlns:a="http://schemas.openxmlformats.org/drawingml/2006/main">
+              <a:graphicData uri="http://schemas.openxmlformats.org/drawingml/2006/picture">
+                <pic:pic xmlns:pic="http://schemas.openxmlformats.org/drawingml/2006/picture">
+                  <pic:nvPicPr>
+                    <pic:cNvPr id="7" name="Image3" descr=""/>
+                    <pic:cNvPicPr>
+                      <a:picLocks noChangeAspect="1" noChangeArrowheads="1"/>
+                    </pic:cNvPicPr>
+                  </pic:nvPicPr>
+                  <pic:blipFill>
+                    <a:blip r:embed="rId8"/>
                     <a:stretch>
                       <a:fillRect/>
                     </a:stretch>
@@ -1332,54 +2021,6 @@
           </wp:anchor>
         </w:drawing>
       </w:r>
-    </w:p>
-    <w:p>
-      <w:pPr>
-        <w:pStyle w:val="Heading2"/>
-        <w:spacing w:before="240" w:after="120"/>
-        <w:rPr>
-          <w:rFonts w:ascii="Arial" w:hAnsi="Arial" w:eastAsia="Arial" w:cs="Arial"/>
-          <w:b/>
-          <w:bCs/>
-          <w:color w:val="2E75B6"/>
-          <w:sz w:val="28"/>
-          <w:szCs w:val="28"/>
-        </w:rPr>
-      </w:pPr>
-      <w:r>
-        <w:rPr>
-          <w:rFonts w:eastAsia="Arial" w:cs="Arial"/>
-          <w:b/>
-          <w:bCs/>
-          <w:color w:val="2E75B6"/>
-          <w:sz w:val="28"/>
-          <w:szCs w:val="28"/>
-        </w:rPr>
-      </w:r>
-    </w:p>
-    <w:p>
-      <w:pPr>
-        <w:pStyle w:val="Heading2"/>
-        <w:spacing w:before="240" w:after="120"/>
-        <w:rPr>
-          <w:rFonts w:ascii="Arial" w:hAnsi="Arial" w:eastAsia="Arial" w:cs="Arial"/>
-          <w:b/>
-          <w:bCs/>
-          <w:color w:val="2E75B6"/>
-          <w:sz w:val="28"/>
-          <w:szCs w:val="28"/>
-        </w:rPr>
-      </w:pPr>
-      <w:r>
-        <w:rPr>
-          <w:rFonts w:eastAsia="Arial" w:cs="Arial"/>
-          <w:b/>
-          <w:bCs/>
-          <w:color w:val="2E75B6"/>
-          <w:sz w:val="28"/>
-          <w:szCs w:val="28"/>
-        </w:rPr>
-      </w:r>
       <w:r>
         <w:br w:type="page"/>
       </w:r>
@@ -1432,7 +2073,7 @@
           <w:sz w:val="24"/>
           <w:szCs w:val="24"/>
         </w:rPr>
-        <w:t>Candidate → Provisional → Approved</w:t>
+        <w:t>Candidate → Under Review→ Provisional → Approved→Active</w:t>
       </w:r>
     </w:p>
     <w:p>
@@ -1470,7 +2111,7 @@
         <w:pStyle w:val="ListParagraph"/>
         <w:numPr>
           <w:ilvl w:val="0"/>
-          <w:numId w:val="32"/>
+          <w:numId w:val="52"/>
         </w:numPr>
         <w:spacing w:before="0" w:after="80"/>
         <w:rPr/>
@@ -1489,7 +2130,7 @@
         <w:pStyle w:val="ListParagraph"/>
         <w:numPr>
           <w:ilvl w:val="0"/>
-          <w:numId w:val="33"/>
+          <w:numId w:val="53"/>
         </w:numPr>
         <w:spacing w:before="0" w:after="80"/>
         <w:rPr/>
@@ -1508,7 +2149,7 @@
         <w:pStyle w:val="ListParagraph"/>
         <w:numPr>
           <w:ilvl w:val="0"/>
-          <w:numId w:val="34"/>
+          <w:numId w:val="54"/>
         </w:numPr>
         <w:spacing w:before="0" w:after="80"/>
         <w:rPr/>
@@ -1527,7 +2168,7 @@
         <w:pStyle w:val="ListParagraph"/>
         <w:numPr>
           <w:ilvl w:val="0"/>
-          <w:numId w:val="35"/>
+          <w:numId w:val="55"/>
         </w:numPr>
         <w:spacing w:before="0" w:after="80"/>
         <w:rPr/>
@@ -1576,7 +2217,7 @@
         <w:pStyle w:val="ListParagraph"/>
         <w:numPr>
           <w:ilvl w:val="0"/>
-          <w:numId w:val="36"/>
+          <w:numId w:val="56"/>
         </w:numPr>
         <w:spacing w:before="0" w:after="80"/>
         <w:rPr/>
@@ -1589,7 +2230,7 @@
           <w:sz w:val="24"/>
           <w:szCs w:val="24"/>
         </w:rPr>
-        <w:t>Candidate → Provisional.</w:t>
+        <w:t>Candidate → Under Review.</w:t>
       </w:r>
       <w:r>
         <w:rPr>
@@ -1605,7 +2246,7 @@
         <w:pStyle w:val="ListParagraph"/>
         <w:numPr>
           <w:ilvl w:val="0"/>
-          <w:numId w:val="37"/>
+          <w:numId w:val="57"/>
         </w:numPr>
         <w:spacing w:before="0" w:after="80"/>
         <w:rPr/>
@@ -1618,6 +2259,37 @@
           <w:sz w:val="24"/>
           <w:szCs w:val="24"/>
         </w:rPr>
+        <w:t xml:space="preserve">Under Review → Provisional .  </w:t>
+      </w:r>
+      <w:r>
+        <w:rPr>
+          <w:rFonts w:eastAsia="Arial" w:cs="Arial"/>
+          <w:b w:val="false"/>
+          <w:bCs w:val="false"/>
+          <w:sz w:val="24"/>
+          <w:szCs w:val="24"/>
+        </w:rPr>
+        <w:t>The application has passed further review, and the Mentor Candidate has been granted Provisional status to do co-mentoring and complete the required training to be approved.</w:t>
+      </w:r>
+    </w:p>
+    <w:p>
+      <w:pPr>
+        <w:pStyle w:val="ListParagraph"/>
+        <w:numPr>
+          <w:ilvl w:val="0"/>
+          <w:numId w:val="58"/>
+        </w:numPr>
+        <w:spacing w:before="0" w:after="80"/>
+        <w:rPr/>
+      </w:pPr>
+      <w:r>
+        <w:rPr>
+          <w:rFonts w:eastAsia="Arial" w:cs="Arial"/>
+          <w:b/>
+          <w:bCs/>
+          <w:sz w:val="24"/>
+          <w:szCs w:val="24"/>
+        </w:rPr>
         <w:t>Provisional → Approved.</w:t>
       </w:r>
       <w:r>
@@ -1627,6 +2299,37 @@
           <w:szCs w:val="24"/>
         </w:rPr>
         <w:t xml:space="preserve"> The candidate has been accepted as a CBM mentor. This is your team’s final decision. When you set status to Approved, also set the Mentor Start Date field to today’s date — this records when the candidate was formally accepted into the program.</w:t>
+      </w:r>
+    </w:p>
+    <w:p>
+      <w:pPr>
+        <w:pStyle w:val="ListParagraph"/>
+        <w:numPr>
+          <w:ilvl w:val="0"/>
+          <w:numId w:val="59"/>
+        </w:numPr>
+        <w:spacing w:before="0" w:after="80"/>
+        <w:rPr/>
+      </w:pPr>
+      <w:r>
+        <w:rPr>
+          <w:rFonts w:eastAsia="Arial" w:cs="Arial"/>
+          <w:b/>
+          <w:bCs/>
+          <w:sz w:val="24"/>
+          <w:szCs w:val="24"/>
+        </w:rPr>
+        <w:t xml:space="preserve">Approved → Active.  </w:t>
+      </w:r>
+      <w:r>
+        <w:rPr>
+          <w:rFonts w:eastAsia="Arial" w:cs="Arial"/>
+          <w:b w:val="false"/>
+          <w:bCs w:val="false"/>
+          <w:sz w:val="24"/>
+          <w:szCs w:val="24"/>
+        </w:rPr>
+        <w:t>The candidate is accepting solo mentoring sessions from the Client Assignment Team.</w:t>
       </w:r>
     </w:p>
     <w:p>
@@ -1652,19 +2355,29 @@
       </w:pPr>
       <w:r>
         <w:rPr/>
+      </w:r>
+    </w:p>
+    <w:p>
+      <w:pPr>
+        <w:pStyle w:val="Normal"/>
+        <w:spacing w:before="0" w:after="120"/>
+        <w:rPr/>
+      </w:pPr>
+      <w:r>
+        <w:rPr/>
         <w:drawing>
-          <wp:anchor behindDoc="0" distT="0" distB="0" distL="0" distR="0" simplePos="0" locked="0" layoutInCell="0" allowOverlap="1" relativeHeight="5">
+          <wp:anchor behindDoc="0" distT="0" distB="0" distL="0" distR="0" simplePos="0" locked="0" layoutInCell="0" allowOverlap="1" relativeHeight="4">
             <wp:simplePos x="0" y="0"/>
             <wp:positionH relativeFrom="column">
-              <wp:posOffset>133350</wp:posOffset>
+              <wp:posOffset>1033145</wp:posOffset>
             </wp:positionH>
             <wp:positionV relativeFrom="paragraph">
-              <wp:posOffset>54610</wp:posOffset>
+              <wp:posOffset>-46990</wp:posOffset>
             </wp:positionV>
-            <wp:extent cx="5253355" cy="3011170"/>
+            <wp:extent cx="4086860" cy="2342515"/>
             <wp:effectExtent l="0" t="0" r="0" b="0"/>
             <wp:wrapSquare wrapText="largest"/>
-            <wp:docPr id="4" name="Image4" descr=""/>
+            <wp:docPr id="8" name="Image4" descr=""/>
             <wp:cNvGraphicFramePr>
               <a:graphicFrameLocks xmlns:a="http://schemas.openxmlformats.org/drawingml/2006/main" noChangeAspect="1"/>
             </wp:cNvGraphicFramePr>
@@ -1672,13 +2385,13 @@
               <a:graphicData uri="http://schemas.openxmlformats.org/drawingml/2006/picture">
                 <pic:pic xmlns:pic="http://schemas.openxmlformats.org/drawingml/2006/picture">
                   <pic:nvPicPr>
-                    <pic:cNvPr id="4" name="Image4" descr=""/>
+                    <pic:cNvPr id="8" name="Image4" descr=""/>
                     <pic:cNvPicPr>
                       <a:picLocks noChangeAspect="1" noChangeArrowheads="1"/>
                     </pic:cNvPicPr>
                   </pic:nvPicPr>
                   <pic:blipFill>
-                    <a:blip r:embed="rId5"/>
+                    <a:blip r:embed="rId9"/>
                     <a:stretch>
                       <a:fillRect/>
                     </a:stretch>
@@ -1686,7 +2399,7 @@
                   <pic:spPr bwMode="auto">
                     <a:xfrm>
                       <a:off x="0" y="0"/>
-                      <a:ext cx="5253355" cy="3011170"/>
+                      <a:ext cx="4086860" cy="2342515"/>
                     </a:xfrm>
                     <a:prstGeom prst="rect">
                       <a:avLst/>
@@ -1701,16 +2414,6 @@
     </w:p>
     <w:p>
       <w:pPr>
-        <w:pStyle w:val="Normal"/>
-        <w:spacing w:before="0" w:after="120"/>
-        <w:rPr/>
-      </w:pPr>
-      <w:r>
-        <w:rPr/>
-      </w:r>
-    </w:p>
-    <w:p>
-      <w:pPr>
         <w:pStyle w:val="Heading2"/>
         <w:spacing w:before="240" w:after="120"/>
         <w:rPr>
@@ -1789,7 +2492,7 @@
         <w:pStyle w:val="ListParagraph"/>
         <w:numPr>
           <w:ilvl w:val="0"/>
-          <w:numId w:val="38"/>
+          <w:numId w:val="60"/>
         </w:numPr>
         <w:spacing w:before="0" w:after="80"/>
         <w:rPr/>
@@ -1808,7 +2511,7 @@
         <w:pStyle w:val="ListParagraph"/>
         <w:numPr>
           <w:ilvl w:val="0"/>
-          <w:numId w:val="39"/>
+          <w:numId w:val="61"/>
         </w:numPr>
         <w:spacing w:before="0" w:after="80"/>
         <w:rPr/>
@@ -1827,7 +2530,7 @@
         <w:pStyle w:val="ListParagraph"/>
         <w:numPr>
           <w:ilvl w:val="0"/>
-          <w:numId w:val="40"/>
+          <w:numId w:val="62"/>
         </w:numPr>
         <w:spacing w:before="0" w:after="80"/>
         <w:rPr/>
@@ -1846,7 +2549,7 @@
         <w:pStyle w:val="ListParagraph"/>
         <w:numPr>
           <w:ilvl w:val="0"/>
-          <w:numId w:val="41"/>
+          <w:numId w:val="63"/>
         </w:numPr>
         <w:spacing w:before="0" w:after="80"/>
         <w:rPr/>
@@ -1865,7 +2568,7 @@
         <w:pStyle w:val="ListParagraph"/>
         <w:numPr>
           <w:ilvl w:val="0"/>
-          <w:numId w:val="42"/>
+          <w:numId w:val="64"/>
         </w:numPr>
         <w:spacing w:before="0" w:after="80"/>
         <w:rPr/>
@@ -1928,7 +2631,7 @@
       <w:r>
         <w:rPr/>
         <w:drawing>
-          <wp:anchor behindDoc="0" distT="0" distB="0" distL="0" distR="0" simplePos="0" locked="0" layoutInCell="0" allowOverlap="1" relativeHeight="7">
+          <wp:anchor behindDoc="0" distT="0" distB="0" distL="0" distR="0" simplePos="0" locked="0" layoutInCell="0" allowOverlap="1" relativeHeight="6">
             <wp:simplePos x="0" y="0"/>
             <wp:positionH relativeFrom="column">
               <wp:align>center</wp:align>
@@ -1939,7 +2642,7 @@
             <wp:extent cx="5943600" cy="3557905"/>
             <wp:effectExtent l="0" t="0" r="0" b="0"/>
             <wp:wrapSquare wrapText="largest"/>
-            <wp:docPr id="5" name="Image6" descr=""/>
+            <wp:docPr id="9" name="Image6" descr=""/>
             <wp:cNvGraphicFramePr>
               <a:graphicFrameLocks xmlns:a="http://schemas.openxmlformats.org/drawingml/2006/main" noChangeAspect="1"/>
             </wp:cNvGraphicFramePr>
@@ -1947,13 +2650,13 @@
               <a:graphicData uri="http://schemas.openxmlformats.org/drawingml/2006/picture">
                 <pic:pic xmlns:pic="http://schemas.openxmlformats.org/drawingml/2006/picture">
                   <pic:nvPicPr>
-                    <pic:cNvPr id="5" name="Image6" descr=""/>
+                    <pic:cNvPr id="9" name="Image6" descr=""/>
                     <pic:cNvPicPr>
                       <a:picLocks noChangeAspect="1" noChangeArrowheads="1"/>
                     </pic:cNvPicPr>
                   </pic:nvPicPr>
                   <pic:blipFill>
-                    <a:blip r:embed="rId6"/>
+                    <a:blip r:embed="rId10"/>
                     <a:stretch>
                       <a:fillRect/>
                     </a:stretch>
@@ -1993,7 +2696,7 @@
       <w:r>
         <w:rPr/>
         <w:drawing>
-          <wp:anchor behindDoc="0" distT="0" distB="0" distL="0" distR="0" simplePos="0" locked="0" layoutInCell="0" allowOverlap="1" relativeHeight="6">
+          <wp:anchor behindDoc="0" distT="0" distB="0" distL="0" distR="0" simplePos="0" locked="0" layoutInCell="0" allowOverlap="1" relativeHeight="5">
             <wp:simplePos x="0" y="0"/>
             <wp:positionH relativeFrom="column">
               <wp:align>center</wp:align>
@@ -2004,7 +2707,7 @@
             <wp:extent cx="5943600" cy="3502660"/>
             <wp:effectExtent l="0" t="0" r="0" b="0"/>
             <wp:wrapSquare wrapText="largest"/>
-            <wp:docPr id="6" name="Image5" descr=""/>
+            <wp:docPr id="10" name="Image5" descr=""/>
             <wp:cNvGraphicFramePr>
               <a:graphicFrameLocks xmlns:a="http://schemas.openxmlformats.org/drawingml/2006/main" noChangeAspect="1"/>
             </wp:cNvGraphicFramePr>
@@ -2012,13 +2715,13 @@
               <a:graphicData uri="http://schemas.openxmlformats.org/drawingml/2006/picture">
                 <pic:pic xmlns:pic="http://schemas.openxmlformats.org/drawingml/2006/picture">
                   <pic:nvPicPr>
-                    <pic:cNvPr id="6" name="Image5" descr=""/>
+                    <pic:cNvPr id="10" name="Image5" descr=""/>
                     <pic:cNvPicPr>
                       <a:picLocks noChangeAspect="1" noChangeArrowheads="1"/>
                     </pic:cNvPicPr>
                   </pic:nvPicPr>
                   <pic:blipFill>
-                    <a:blip r:embed="rId7"/>
+                    <a:blip r:embed="rId11"/>
                     <a:stretch>
                       <a:fillRect/>
                     </a:stretch>
@@ -2956,6 +3659,84 @@
           </w:p>
         </w:tc>
       </w:tr>
+      <w:tr>
+        <w:trPr/>
+        <w:tc>
+          <w:tcPr>
+            <w:tcW w:w="1199" w:type="dxa"/>
+            <w:tcBorders>
+              <w:top w:val="single" w:sz="4" w:space="0" w:color="CCCCCC"/>
+              <w:left w:val="single" w:sz="4" w:space="0" w:color="CCCCCC"/>
+              <w:bottom w:val="single" w:sz="4" w:space="0" w:color="CCCCCC"/>
+              <w:right w:val="single" w:sz="4" w:space="0" w:color="CCCCCC"/>
+            </w:tcBorders>
+          </w:tcPr>
+          <w:p>
+            <w:pPr>
+              <w:pStyle w:val="Normal"/>
+              <w:rPr/>
+            </w:pPr>
+            <w:r>
+              <w:rPr>
+                <w:rFonts w:eastAsia="Arial" w:cs="Arial"/>
+                <w:sz w:val="24"/>
+                <w:szCs w:val="24"/>
+              </w:rPr>
+              <w:t>1.3</w:t>
+            </w:r>
+          </w:p>
+        </w:tc>
+        <w:tc>
+          <w:tcPr>
+            <w:tcW w:w="2001" w:type="dxa"/>
+            <w:tcBorders>
+              <w:top w:val="single" w:sz="4" w:space="0" w:color="CCCCCC"/>
+              <w:left w:val="single" w:sz="4" w:space="0" w:color="CCCCCC"/>
+              <w:bottom w:val="single" w:sz="4" w:space="0" w:color="CCCCCC"/>
+              <w:right w:val="single" w:sz="4" w:space="0" w:color="CCCCCC"/>
+            </w:tcBorders>
+          </w:tcPr>
+          <w:p>
+            <w:pPr>
+              <w:pStyle w:val="Normal"/>
+              <w:rPr/>
+            </w:pPr>
+            <w:r>
+              <w:rPr>
+                <w:rFonts w:eastAsia="Arial" w:cs="Arial"/>
+                <w:sz w:val="24"/>
+                <w:szCs w:val="24"/>
+              </w:rPr>
+              <w:t>06-17-26</w:t>
+            </w:r>
+          </w:p>
+        </w:tc>
+        <w:tc>
+          <w:tcPr>
+            <w:tcW w:w="6160" w:type="dxa"/>
+            <w:tcBorders>
+              <w:top w:val="single" w:sz="4" w:space="0" w:color="CCCCCC"/>
+              <w:left w:val="single" w:sz="4" w:space="0" w:color="CCCCCC"/>
+              <w:bottom w:val="single" w:sz="4" w:space="0" w:color="CCCCCC"/>
+              <w:right w:val="single" w:sz="4" w:space="0" w:color="CCCCCC"/>
+            </w:tcBorders>
+          </w:tcPr>
+          <w:p>
+            <w:pPr>
+              <w:pStyle w:val="Normal"/>
+              <w:rPr/>
+            </w:pPr>
+            <w:r>
+              <w:rPr>
+                <w:rFonts w:eastAsia="Arial" w:cs="Arial"/>
+                <w:sz w:val="24"/>
+                <w:szCs w:val="24"/>
+              </w:rPr>
+              <w:t>Added more details about Dormant Clients</w:t>
+            </w:r>
+          </w:p>
+        </w:tc>
+      </w:tr>
     </w:tbl>
     <w:p>
       <w:pPr>
@@ -3104,12 +3885,131 @@
   <w:abstractNum w:abstractNumId="2">
     <w:lvl w:ilvl="0">
       <w:start w:val="1"/>
+      <w:numFmt w:val="decimal"/>
+      <w:lvlText w:val="%1."/>
+      <w:lvlJc w:val="left"/>
+      <w:pPr>
+        <w:tabs>
+          <w:tab w:val="num" w:pos="720"/>
+        </w:tabs>
+        <w:ind w:left="720" w:hanging="360"/>
+      </w:pPr>
+      <w:rPr/>
+    </w:lvl>
+    <w:lvl w:ilvl="1">
+      <w:start w:val="1"/>
+      <w:numFmt w:val="decimal"/>
+      <w:lvlText w:val="%2."/>
+      <w:lvlJc w:val="left"/>
+      <w:pPr>
+        <w:tabs>
+          <w:tab w:val="num" w:pos="1080"/>
+        </w:tabs>
+        <w:ind w:left="1080" w:hanging="360"/>
+      </w:pPr>
+      <w:rPr/>
+    </w:lvl>
+    <w:lvl w:ilvl="2">
+      <w:start w:val="1"/>
+      <w:numFmt w:val="decimal"/>
+      <w:lvlText w:val="%3."/>
+      <w:lvlJc w:val="left"/>
+      <w:pPr>
+        <w:tabs>
+          <w:tab w:val="num" w:pos="1440"/>
+        </w:tabs>
+        <w:ind w:left="1440" w:hanging="360"/>
+      </w:pPr>
+      <w:rPr/>
+    </w:lvl>
+    <w:lvl w:ilvl="3">
+      <w:start w:val="1"/>
+      <w:numFmt w:val="decimal"/>
+      <w:lvlText w:val="%4."/>
+      <w:lvlJc w:val="left"/>
+      <w:pPr>
+        <w:tabs>
+          <w:tab w:val="num" w:pos="1800"/>
+        </w:tabs>
+        <w:ind w:left="1800" w:hanging="360"/>
+      </w:pPr>
+      <w:rPr/>
+    </w:lvl>
+    <w:lvl w:ilvl="4">
+      <w:start w:val="1"/>
+      <w:numFmt w:val="decimal"/>
+      <w:lvlText w:val="%5."/>
+      <w:lvlJc w:val="left"/>
+      <w:pPr>
+        <w:tabs>
+          <w:tab w:val="num" w:pos="2160"/>
+        </w:tabs>
+        <w:ind w:left="2160" w:hanging="360"/>
+      </w:pPr>
+      <w:rPr/>
+    </w:lvl>
+    <w:lvl w:ilvl="5">
+      <w:start w:val="1"/>
+      <w:numFmt w:val="decimal"/>
+      <w:lvlText w:val="%6."/>
+      <w:lvlJc w:val="left"/>
+      <w:pPr>
+        <w:tabs>
+          <w:tab w:val="num" w:pos="2520"/>
+        </w:tabs>
+        <w:ind w:left="2520" w:hanging="360"/>
+      </w:pPr>
+      <w:rPr/>
+    </w:lvl>
+    <w:lvl w:ilvl="6">
+      <w:start w:val="1"/>
+      <w:numFmt w:val="decimal"/>
+      <w:lvlText w:val="%7."/>
+      <w:lvlJc w:val="left"/>
+      <w:pPr>
+        <w:tabs>
+          <w:tab w:val="num" w:pos="2880"/>
+        </w:tabs>
+        <w:ind w:left="2880" w:hanging="360"/>
+      </w:pPr>
+      <w:rPr/>
+    </w:lvl>
+    <w:lvl w:ilvl="7">
+      <w:start w:val="1"/>
+      <w:numFmt w:val="decimal"/>
+      <w:lvlText w:val="%8."/>
+      <w:lvlJc w:val="left"/>
+      <w:pPr>
+        <w:tabs>
+          <w:tab w:val="num" w:pos="3240"/>
+        </w:tabs>
+        <w:ind w:left="3240" w:hanging="360"/>
+      </w:pPr>
+      <w:rPr/>
+    </w:lvl>
+    <w:lvl w:ilvl="8">
+      <w:start w:val="1"/>
+      <w:numFmt w:val="decimal"/>
+      <w:lvlText w:val="%9."/>
+      <w:lvlJc w:val="left"/>
+      <w:pPr>
+        <w:tabs>
+          <w:tab w:val="num" w:pos="3600"/>
+        </w:tabs>
+        <w:ind w:left="3600" w:hanging="360"/>
+      </w:pPr>
+      <w:rPr/>
+    </w:lvl>
+  </w:abstractNum>
+  <w:abstractNum w:abstractNumId="3">
+    <w:lvl w:ilvl="0">
+      <w:start w:val="1"/>
       <w:numFmt w:val="bullet"/>
       <w:lvlText w:val=""/>
       <w:lvlJc w:val="left"/>
       <w:pPr>
         <w:tabs>
-          <w:tab w:val="num" w:pos="0"/>
+          <w:tab w:val="num" w:pos="720"/>
         </w:tabs>
         <w:ind w:left="720" w:hanging="360"/>
       </w:pPr>
@@ -3119,8 +4019,8 @@
     </w:lvl>
     <w:lvl w:ilvl="1">
       <w:start w:val="1"/>
-      <w:numFmt w:val="decimal"/>
-      <w:lvlText w:val="%2."/>
+      <w:numFmt w:val="bullet"/>
+      <w:lvlText w:val="◦"/>
       <w:lvlJc w:val="left"/>
       <w:pPr>
         <w:tabs>
@@ -3128,12 +4028,14 @@
         </w:tabs>
         <w:ind w:left="1080" w:hanging="360"/>
       </w:pPr>
-      <w:rPr/>
+      <w:rPr>
+        <w:rFonts w:ascii="OpenSymbol" w:hAnsi="OpenSymbol" w:cs="OpenSymbol" w:hint="default"/>
+      </w:rPr>
     </w:lvl>
     <w:lvl w:ilvl="2">
       <w:start w:val="1"/>
-      <w:numFmt w:val="decimal"/>
-      <w:lvlText w:val="%3."/>
+      <w:numFmt w:val="bullet"/>
+      <w:lvlText w:val="▪"/>
       <w:lvlJc w:val="left"/>
       <w:pPr>
         <w:tabs>
@@ -3141,146 +4043,29 @@
         </w:tabs>
         <w:ind w:left="1440" w:hanging="360"/>
       </w:pPr>
-      <w:rPr/>
+      <w:rPr>
+        <w:rFonts w:ascii="OpenSymbol" w:hAnsi="OpenSymbol" w:cs="OpenSymbol" w:hint="default"/>
+      </w:rPr>
     </w:lvl>
     <w:lvl w:ilvl="3">
-      <w:start w:val="1"/>
-      <w:numFmt w:val="decimal"/>
-      <w:lvlText w:val="%4."/>
-      <w:lvlJc w:val="left"/>
-      <w:pPr>
-        <w:tabs>
-          <w:tab w:val="num" w:pos="1800"/>
-        </w:tabs>
-        <w:ind w:left="1800" w:hanging="360"/>
-      </w:pPr>
-      <w:rPr/>
-    </w:lvl>
-    <w:lvl w:ilvl="4">
-      <w:start w:val="1"/>
-      <w:numFmt w:val="decimal"/>
-      <w:lvlText w:val="%5."/>
-      <w:lvlJc w:val="left"/>
-      <w:pPr>
-        <w:tabs>
-          <w:tab w:val="num" w:pos="2160"/>
-        </w:tabs>
-        <w:ind w:left="2160" w:hanging="360"/>
-      </w:pPr>
-      <w:rPr/>
-    </w:lvl>
-    <w:lvl w:ilvl="5">
-      <w:start w:val="1"/>
-      <w:numFmt w:val="decimal"/>
-      <w:lvlText w:val="%6."/>
-      <w:lvlJc w:val="left"/>
-      <w:pPr>
-        <w:tabs>
-          <w:tab w:val="num" w:pos="2520"/>
-        </w:tabs>
-        <w:ind w:left="2520" w:hanging="360"/>
-      </w:pPr>
-      <w:rPr/>
-    </w:lvl>
-    <w:lvl w:ilvl="6">
-      <w:start w:val="1"/>
-      <w:numFmt w:val="decimal"/>
-      <w:lvlText w:val="%7."/>
-      <w:lvlJc w:val="left"/>
-      <w:pPr>
-        <w:tabs>
-          <w:tab w:val="num" w:pos="2880"/>
-        </w:tabs>
-        <w:ind w:left="2880" w:hanging="360"/>
-      </w:pPr>
-      <w:rPr/>
-    </w:lvl>
-    <w:lvl w:ilvl="7">
-      <w:start w:val="1"/>
-      <w:numFmt w:val="decimal"/>
-      <w:lvlText w:val="%8."/>
-      <w:lvlJc w:val="left"/>
-      <w:pPr>
-        <w:tabs>
-          <w:tab w:val="num" w:pos="3240"/>
-        </w:tabs>
-        <w:ind w:left="3240" w:hanging="360"/>
-      </w:pPr>
-      <w:rPr/>
-    </w:lvl>
-    <w:lvl w:ilvl="8">
-      <w:start w:val="1"/>
-      <w:numFmt w:val="decimal"/>
-      <w:lvlText w:val="%9."/>
-      <w:lvlJc w:val="left"/>
-      <w:pPr>
-        <w:tabs>
-          <w:tab w:val="num" w:pos="3600"/>
-        </w:tabs>
-        <w:ind w:left="3600" w:hanging="360"/>
-      </w:pPr>
-      <w:rPr/>
-    </w:lvl>
-  </w:abstractNum>
-  <w:abstractNum w:abstractNumId="3">
-    <w:lvl w:ilvl="0">
       <w:start w:val="1"/>
       <w:numFmt w:val="bullet"/>
       <w:lvlText w:val=""/>
       <w:lvlJc w:val="left"/>
       <w:pPr>
         <w:tabs>
-          <w:tab w:val="num" w:pos="0"/>
-        </w:tabs>
-        <w:ind w:left="720" w:hanging="360"/>
+          <w:tab w:val="num" w:pos="1800"/>
+        </w:tabs>
+        <w:ind w:left="1800" w:hanging="360"/>
       </w:pPr>
       <w:rPr>
         <w:rFonts w:ascii="Symbol" w:hAnsi="Symbol" w:cs="Symbol" w:hint="default"/>
       </w:rPr>
     </w:lvl>
-    <w:lvl w:ilvl="1">
-      <w:start w:val="1"/>
-      <w:numFmt w:val="decimal"/>
-      <w:lvlText w:val="%2."/>
-      <w:lvlJc w:val="left"/>
-      <w:pPr>
-        <w:tabs>
-          <w:tab w:val="num" w:pos="1080"/>
-        </w:tabs>
-        <w:ind w:left="1080" w:hanging="360"/>
-      </w:pPr>
-      <w:rPr/>
-    </w:lvl>
-    <w:lvl w:ilvl="2">
-      <w:start w:val="1"/>
-      <w:numFmt w:val="decimal"/>
-      <w:lvlText w:val="%3."/>
-      <w:lvlJc w:val="left"/>
-      <w:pPr>
-        <w:tabs>
-          <w:tab w:val="num" w:pos="1440"/>
-        </w:tabs>
-        <w:ind w:left="1440" w:hanging="360"/>
-      </w:pPr>
-      <w:rPr/>
-    </w:lvl>
-    <w:lvl w:ilvl="3">
-      <w:start w:val="1"/>
-      <w:numFmt w:val="decimal"/>
-      <w:lvlText w:val="%4."/>
-      <w:lvlJc w:val="left"/>
-      <w:pPr>
-        <w:tabs>
-          <w:tab w:val="num" w:pos="1800"/>
-        </w:tabs>
-        <w:ind w:left="1800" w:hanging="360"/>
-      </w:pPr>
-      <w:rPr/>
-    </w:lvl>
     <w:lvl w:ilvl="4">
       <w:start w:val="1"/>
-      <w:numFmt w:val="decimal"/>
-      <w:lvlText w:val="%5."/>
+      <w:numFmt w:val="bullet"/>
+      <w:lvlText w:val="◦"/>
       <w:lvlJc w:val="left"/>
       <w:pPr>
         <w:tabs>
@@ -3288,12 +4073,14 @@
         </w:tabs>
         <w:ind w:left="2160" w:hanging="360"/>
       </w:pPr>
-      <w:rPr/>
+      <w:rPr>
+        <w:rFonts w:ascii="OpenSymbol" w:hAnsi="OpenSymbol" w:cs="OpenSymbol" w:hint="default"/>
+      </w:rPr>
     </w:lvl>
     <w:lvl w:ilvl="5">
       <w:start w:val="1"/>
-      <w:numFmt w:val="decimal"/>
-      <w:lvlText w:val="%6."/>
+      <w:numFmt w:val="bullet"/>
+      <w:lvlText w:val="▪"/>
       <w:lvlJc w:val="left"/>
       <w:pPr>
         <w:tabs>
@@ -3301,12 +4088,14 @@
         </w:tabs>
         <w:ind w:left="2520" w:hanging="360"/>
       </w:pPr>
-      <w:rPr/>
+      <w:rPr>
+        <w:rFonts w:ascii="OpenSymbol" w:hAnsi="OpenSymbol" w:cs="OpenSymbol" w:hint="default"/>
+      </w:rPr>
     </w:lvl>
     <w:lvl w:ilvl="6">
       <w:start w:val="1"/>
-      <w:numFmt w:val="decimal"/>
-      <w:lvlText w:val="%7."/>
+      <w:numFmt w:val="bullet"/>
+      <w:lvlText w:val=""/>
       <w:lvlJc w:val="left"/>
       <w:pPr>
         <w:tabs>
@@ -3314,12 +4103,14 @@
         </w:tabs>
         <w:ind w:left="2880" w:hanging="360"/>
       </w:pPr>
-      <w:rPr/>
+      <w:rPr>
+        <w:rFonts w:ascii="Symbol" w:hAnsi="Symbol" w:cs="Symbol" w:hint="default"/>
+      </w:rPr>
     </w:lvl>
     <w:lvl w:ilvl="7">
       <w:start w:val="1"/>
-      <w:numFmt w:val="decimal"/>
-      <w:lvlText w:val="%8."/>
+      <w:numFmt w:val="bullet"/>
+      <w:lvlText w:val="◦"/>
       <w:lvlJc w:val="left"/>
       <w:pPr>
         <w:tabs>
@@ -3327,12 +4118,14 @@
         </w:tabs>
         <w:ind w:left="3240" w:hanging="360"/>
       </w:pPr>
-      <w:rPr/>
+      <w:rPr>
+        <w:rFonts w:ascii="OpenSymbol" w:hAnsi="OpenSymbol" w:cs="OpenSymbol" w:hint="default"/>
+      </w:rPr>
     </w:lvl>
     <w:lvl w:ilvl="8">
       <w:start w:val="1"/>
-      <w:numFmt w:val="decimal"/>
-      <w:lvlText w:val="%9."/>
+      <w:numFmt w:val="bullet"/>
+      <w:lvlText w:val="▪"/>
       <w:lvlJc w:val="left"/>
       <w:pPr>
         <w:tabs>
@@ -3340,7 +4133,9 @@
         </w:tabs>
         <w:ind w:left="3600" w:hanging="360"/>
       </w:pPr>
-      <w:rPr/>
+      <w:rPr>
+        <w:rFonts w:ascii="OpenSymbol" w:hAnsi="OpenSymbol" w:cs="OpenSymbol" w:hint="default"/>
+      </w:rPr>
     </w:lvl>
   </w:abstractNum>
   <w:abstractNum w:abstractNumId="4">
@@ -4193,8 +4988,8 @@
   <w:abstractNum w:abstractNumId="11">
     <w:lvl w:ilvl="0">
       <w:start w:val="1"/>
-      <w:numFmt w:val="decimal"/>
-      <w:lvlText w:val="%1."/>
+      <w:numFmt w:val="bullet"/>
+      <w:lvlText w:val=""/>
       <w:lvlJc w:val="left"/>
       <w:pPr>
         <w:tabs>
@@ -4202,7 +4997,9 @@
         </w:tabs>
         <w:ind w:left="720" w:hanging="360"/>
       </w:pPr>
-      <w:rPr/>
+      <w:rPr>
+        <w:rFonts w:ascii="Symbol" w:hAnsi="Symbol" w:cs="Symbol" w:hint="default"/>
+      </w:rPr>
     </w:lvl>
     <w:lvl w:ilvl="1">
       <w:start w:val="1"/>
@@ -4312,8 +5109,8 @@
   <w:abstractNum w:abstractNumId="12">
     <w:lvl w:ilvl="0">
       <w:start w:val="1"/>
-      <w:numFmt w:val="decimal"/>
-      <w:lvlText w:val="%1."/>
+      <w:numFmt w:val="bullet"/>
+      <w:lvlText w:val=""/>
       <w:lvlJc w:val="left"/>
       <w:pPr>
         <w:tabs>
@@ -4321,7 +5118,9 @@
         </w:tabs>
         <w:ind w:left="720" w:hanging="360"/>
       </w:pPr>
-      <w:rPr/>
+      <w:rPr>
+        <w:rFonts w:ascii="Symbol" w:hAnsi="Symbol" w:cs="Symbol" w:hint="default"/>
+      </w:rPr>
     </w:lvl>
     <w:lvl w:ilvl="1">
       <w:start w:val="1"/>
@@ -4431,21 +5230,23 @@
   <w:abstractNum w:abstractNumId="13">
     <w:lvl w:ilvl="0">
       <w:start w:val="1"/>
-      <w:numFmt w:val="decimal"/>
-      <w:lvlText w:val="%1."/>
-      <w:lvlJc w:val="left"/>
-      <w:pPr>
-        <w:tabs>
-          <w:tab w:val="num" w:pos="0"/>
+      <w:numFmt w:val="bullet"/>
+      <w:lvlText w:val=""/>
+      <w:lvlJc w:val="left"/>
+      <w:pPr>
+        <w:tabs>
+          <w:tab w:val="num" w:pos="720"/>
         </w:tabs>
         <w:ind w:left="720" w:hanging="360"/>
       </w:pPr>
-      <w:rPr/>
+      <w:rPr>
+        <w:rFonts w:ascii="Symbol" w:hAnsi="Symbol" w:cs="Symbol" w:hint="default"/>
+      </w:rPr>
     </w:lvl>
     <w:lvl w:ilvl="1">
       <w:start w:val="1"/>
-      <w:numFmt w:val="decimal"/>
-      <w:lvlText w:val="%2."/>
+      <w:numFmt w:val="bullet"/>
+      <w:lvlText w:val="◦"/>
       <w:lvlJc w:val="left"/>
       <w:pPr>
         <w:tabs>
@@ -4453,12 +5254,14 @@
         </w:tabs>
         <w:ind w:left="1080" w:hanging="360"/>
       </w:pPr>
-      <w:rPr/>
+      <w:rPr>
+        <w:rFonts w:ascii="OpenSymbol" w:hAnsi="OpenSymbol" w:cs="OpenSymbol" w:hint="default"/>
+      </w:rPr>
     </w:lvl>
     <w:lvl w:ilvl="2">
       <w:start w:val="1"/>
-      <w:numFmt w:val="decimal"/>
-      <w:lvlText w:val="%3."/>
+      <w:numFmt w:val="bullet"/>
+      <w:lvlText w:val="▪"/>
       <w:lvlJc w:val="left"/>
       <w:pPr>
         <w:tabs>
@@ -4466,12 +5269,14 @@
         </w:tabs>
         <w:ind w:left="1440" w:hanging="360"/>
       </w:pPr>
-      <w:rPr/>
+      <w:rPr>
+        <w:rFonts w:ascii="OpenSymbol" w:hAnsi="OpenSymbol" w:cs="OpenSymbol" w:hint="default"/>
+      </w:rPr>
     </w:lvl>
     <w:lvl w:ilvl="3">
       <w:start w:val="1"/>
-      <w:numFmt w:val="decimal"/>
-      <w:lvlText w:val="%4."/>
+      <w:numFmt w:val="bullet"/>
+      <w:lvlText w:val=""/>
       <w:lvlJc w:val="left"/>
       <w:pPr>
         <w:tabs>
@@ -4479,12 +5284,14 @@
         </w:tabs>
         <w:ind w:left="1800" w:hanging="360"/>
       </w:pPr>
-      <w:rPr/>
+      <w:rPr>
+        <w:rFonts w:ascii="Symbol" w:hAnsi="Symbol" w:cs="Symbol" w:hint="default"/>
+      </w:rPr>
     </w:lvl>
     <w:lvl w:ilvl="4">
       <w:start w:val="1"/>
-      <w:numFmt w:val="decimal"/>
-      <w:lvlText w:val="%5."/>
+      <w:numFmt w:val="bullet"/>
+      <w:lvlText w:val="◦"/>
       <w:lvlJc w:val="left"/>
       <w:pPr>
         <w:tabs>
@@ -4492,12 +5299,14 @@
         </w:tabs>
         <w:ind w:left="2160" w:hanging="360"/>
       </w:pPr>
-      <w:rPr/>
+      <w:rPr>
+        <w:rFonts w:ascii="OpenSymbol" w:hAnsi="OpenSymbol" w:cs="OpenSymbol" w:hint="default"/>
+      </w:rPr>
     </w:lvl>
     <w:lvl w:ilvl="5">
       <w:start w:val="1"/>
-      <w:numFmt w:val="decimal"/>
-      <w:lvlText w:val="%6."/>
+      <w:numFmt w:val="bullet"/>
+      <w:lvlText w:val="▪"/>
       <w:lvlJc w:val="left"/>
       <w:pPr>
         <w:tabs>
@@ -4505,12 +5314,14 @@
         </w:tabs>
         <w:ind w:left="2520" w:hanging="360"/>
       </w:pPr>
-      <w:rPr/>
+      <w:rPr>
+        <w:rFonts w:ascii="OpenSymbol" w:hAnsi="OpenSymbol" w:cs="OpenSymbol" w:hint="default"/>
+      </w:rPr>
     </w:lvl>
     <w:lvl w:ilvl="6">
       <w:start w:val="1"/>
-      <w:numFmt w:val="decimal"/>
-      <w:lvlText w:val="%7."/>
+      <w:numFmt w:val="bullet"/>
+      <w:lvlText w:val=""/>
       <w:lvlJc w:val="left"/>
       <w:pPr>
         <w:tabs>
@@ -4518,12 +5329,14 @@
         </w:tabs>
         <w:ind w:left="2880" w:hanging="360"/>
       </w:pPr>
-      <w:rPr/>
+      <w:rPr>
+        <w:rFonts w:ascii="Symbol" w:hAnsi="Symbol" w:cs="Symbol" w:hint="default"/>
+      </w:rPr>
     </w:lvl>
     <w:lvl w:ilvl="7">
       <w:start w:val="1"/>
-      <w:numFmt w:val="decimal"/>
-      <w:lvlText w:val="%8."/>
+      <w:numFmt w:val="bullet"/>
+      <w:lvlText w:val="◦"/>
       <w:lvlJc w:val="left"/>
       <w:pPr>
         <w:tabs>
@@ -4531,12 +5344,14 @@
         </w:tabs>
         <w:ind w:left="3240" w:hanging="360"/>
       </w:pPr>
-      <w:rPr/>
+      <w:rPr>
+        <w:rFonts w:ascii="OpenSymbol" w:hAnsi="OpenSymbol" w:cs="OpenSymbol" w:hint="default"/>
+      </w:rPr>
     </w:lvl>
     <w:lvl w:ilvl="8">
       <w:start w:val="1"/>
-      <w:numFmt w:val="decimal"/>
-      <w:lvlText w:val="%9."/>
+      <w:numFmt w:val="bullet"/>
+      <w:lvlText w:val="▪"/>
       <w:lvlJc w:val="left"/>
       <w:pPr>
         <w:tabs>
@@ -4544,14 +5359,16 @@
         </w:tabs>
         <w:ind w:left="3600" w:hanging="360"/>
       </w:pPr>
-      <w:rPr/>
+      <w:rPr>
+        <w:rFonts w:ascii="OpenSymbol" w:hAnsi="OpenSymbol" w:cs="OpenSymbol" w:hint="default"/>
+      </w:rPr>
     </w:lvl>
   </w:abstractNum>
   <w:abstractNum w:abstractNumId="14">
     <w:lvl w:ilvl="0">
       <w:start w:val="1"/>
-      <w:numFmt w:val="decimal"/>
-      <w:lvlText w:val="%1."/>
+      <w:numFmt w:val="bullet"/>
+      <w:lvlText w:val=""/>
       <w:lvlJc w:val="left"/>
       <w:pPr>
         <w:tabs>
@@ -4559,7 +5376,9 @@
         </w:tabs>
         <w:ind w:left="720" w:hanging="360"/>
       </w:pPr>
-      <w:rPr/>
+      <w:rPr>
+        <w:rFonts w:ascii="Symbol" w:hAnsi="Symbol" w:cs="Symbol" w:hint="default"/>
+      </w:rPr>
     </w:lvl>
     <w:lvl w:ilvl="1">
       <w:start w:val="1"/>
@@ -4911,8 +5730,8 @@
   <w:abstractNum w:abstractNumId="17">
     <w:lvl w:ilvl="0">
       <w:start w:val="1"/>
-      <w:numFmt w:val="decimal"/>
-      <w:lvlText w:val="%1."/>
+      <w:numFmt w:val="bullet"/>
+      <w:lvlText w:val=""/>
       <w:lvlJc w:val="left"/>
       <w:pPr>
         <w:tabs>
@@ -4920,7 +5739,9 @@
         </w:tabs>
         <w:ind w:left="720" w:hanging="360"/>
       </w:pPr>
-      <w:rPr/>
+      <w:rPr>
+        <w:rFonts w:ascii="Symbol" w:hAnsi="Symbol" w:cs="Symbol" w:hint="default"/>
+      </w:rPr>
     </w:lvl>
     <w:lvl w:ilvl="1">
       <w:start w:val="1"/>
@@ -5030,8 +5851,8 @@
   <w:abstractNum w:abstractNumId="18">
     <w:lvl w:ilvl="0">
       <w:start w:val="1"/>
-      <w:numFmt w:val="decimal"/>
-      <w:lvlText w:val="%1."/>
+      <w:numFmt w:val="bullet"/>
+      <w:lvlText w:val=""/>
       <w:lvlJc w:val="left"/>
       <w:pPr>
         <w:tabs>
@@ -5039,7 +5860,9 @@
         </w:tabs>
         <w:ind w:left="720" w:hanging="360"/>
       </w:pPr>
-      <w:rPr/>
+      <w:rPr>
+        <w:rFonts w:ascii="Symbol" w:hAnsi="Symbol" w:cs="Symbol" w:hint="default"/>
+      </w:rPr>
     </w:lvl>
     <w:lvl w:ilvl="1">
       <w:start w:val="1"/>
@@ -5504,6 +6327,1204 @@
     </w:lvl>
   </w:abstractNum>
   <w:abstractNum w:abstractNumId="22">
+    <w:lvl w:ilvl="0">
+      <w:start w:val="1"/>
+      <w:numFmt w:val="decimal"/>
+      <w:lvlText w:val="%1."/>
+      <w:lvlJc w:val="left"/>
+      <w:pPr>
+        <w:tabs>
+          <w:tab w:val="num" w:pos="0"/>
+        </w:tabs>
+        <w:ind w:left="720" w:hanging="360"/>
+      </w:pPr>
+      <w:rPr/>
+    </w:lvl>
+    <w:lvl w:ilvl="1">
+      <w:start w:val="1"/>
+      <w:numFmt w:val="decimal"/>
+      <w:lvlText w:val="%2."/>
+      <w:lvlJc w:val="left"/>
+      <w:pPr>
+        <w:tabs>
+          <w:tab w:val="num" w:pos="1080"/>
+        </w:tabs>
+        <w:ind w:left="1080" w:hanging="360"/>
+      </w:pPr>
+      <w:rPr/>
+    </w:lvl>
+    <w:lvl w:ilvl="2">
+      <w:start w:val="1"/>
+      <w:numFmt w:val="decimal"/>
+      <w:lvlText w:val="%3."/>
+      <w:lvlJc w:val="left"/>
+      <w:pPr>
+        <w:tabs>
+          <w:tab w:val="num" w:pos="1440"/>
+        </w:tabs>
+        <w:ind w:left="1440" w:hanging="360"/>
+      </w:pPr>
+      <w:rPr/>
+    </w:lvl>
+    <w:lvl w:ilvl="3">
+      <w:start w:val="1"/>
+      <w:numFmt w:val="decimal"/>
+      <w:lvlText w:val="%4."/>
+      <w:lvlJc w:val="left"/>
+      <w:pPr>
+        <w:tabs>
+          <w:tab w:val="num" w:pos="1800"/>
+        </w:tabs>
+        <w:ind w:left="1800" w:hanging="360"/>
+      </w:pPr>
+      <w:rPr/>
+    </w:lvl>
+    <w:lvl w:ilvl="4">
+      <w:start w:val="1"/>
+      <w:numFmt w:val="decimal"/>
+      <w:lvlText w:val="%5."/>
+      <w:lvlJc w:val="left"/>
+      <w:pPr>
+        <w:tabs>
+          <w:tab w:val="num" w:pos="2160"/>
+        </w:tabs>
+        <w:ind w:left="2160" w:hanging="360"/>
+      </w:pPr>
+      <w:rPr/>
+    </w:lvl>
+    <w:lvl w:ilvl="5">
+      <w:start w:val="1"/>
+      <w:numFmt w:val="decimal"/>
+      <w:lvlText w:val="%6."/>
+      <w:lvlJc w:val="left"/>
+      <w:pPr>
+        <w:tabs>
+          <w:tab w:val="num" w:pos="2520"/>
+        </w:tabs>
+        <w:ind w:left="2520" w:hanging="360"/>
+      </w:pPr>
+      <w:rPr/>
+    </w:lvl>
+    <w:lvl w:ilvl="6">
+      <w:start w:val="1"/>
+      <w:numFmt w:val="decimal"/>
+      <w:lvlText w:val="%7."/>
+      <w:lvlJc w:val="left"/>
+      <w:pPr>
+        <w:tabs>
+          <w:tab w:val="num" w:pos="2880"/>
+        </w:tabs>
+        <w:ind w:left="2880" w:hanging="360"/>
+      </w:pPr>
+      <w:rPr/>
+    </w:lvl>
+    <w:lvl w:ilvl="7">
+      <w:start w:val="1"/>
+      <w:numFmt w:val="decimal"/>
+      <w:lvlText w:val="%8."/>
+      <w:lvlJc w:val="left"/>
+      <w:pPr>
+        <w:tabs>
+          <w:tab w:val="num" w:pos="3240"/>
+        </w:tabs>
+        <w:ind w:left="3240" w:hanging="360"/>
+      </w:pPr>
+      <w:rPr/>
+    </w:lvl>
+    <w:lvl w:ilvl="8">
+      <w:start w:val="1"/>
+      <w:numFmt w:val="decimal"/>
+      <w:lvlText w:val="%9."/>
+      <w:lvlJc w:val="left"/>
+      <w:pPr>
+        <w:tabs>
+          <w:tab w:val="num" w:pos="3600"/>
+        </w:tabs>
+        <w:ind w:left="3600" w:hanging="360"/>
+      </w:pPr>
+      <w:rPr/>
+    </w:lvl>
+  </w:abstractNum>
+  <w:abstractNum w:abstractNumId="23">
+    <w:lvl w:ilvl="0">
+      <w:start w:val="1"/>
+      <w:numFmt w:val="bullet"/>
+      <w:lvlText w:val=""/>
+      <w:lvlJc w:val="left"/>
+      <w:pPr>
+        <w:tabs>
+          <w:tab w:val="num" w:pos="0"/>
+        </w:tabs>
+        <w:ind w:left="720" w:hanging="360"/>
+      </w:pPr>
+      <w:rPr>
+        <w:rFonts w:ascii="Symbol" w:hAnsi="Symbol" w:cs="Symbol" w:hint="default"/>
+      </w:rPr>
+    </w:lvl>
+    <w:lvl w:ilvl="1">
+      <w:start w:val="1"/>
+      <w:numFmt w:val="decimal"/>
+      <w:lvlText w:val="%2."/>
+      <w:lvlJc w:val="left"/>
+      <w:pPr>
+        <w:tabs>
+          <w:tab w:val="num" w:pos="1080"/>
+        </w:tabs>
+        <w:ind w:left="1080" w:hanging="360"/>
+      </w:pPr>
+      <w:rPr/>
+    </w:lvl>
+    <w:lvl w:ilvl="2">
+      <w:start w:val="1"/>
+      <w:numFmt w:val="decimal"/>
+      <w:lvlText w:val="%3."/>
+      <w:lvlJc w:val="left"/>
+      <w:pPr>
+        <w:tabs>
+          <w:tab w:val="num" w:pos="1440"/>
+        </w:tabs>
+        <w:ind w:left="1440" w:hanging="360"/>
+      </w:pPr>
+      <w:rPr/>
+    </w:lvl>
+    <w:lvl w:ilvl="3">
+      <w:start w:val="1"/>
+      <w:numFmt w:val="decimal"/>
+      <w:lvlText w:val="%4."/>
+      <w:lvlJc w:val="left"/>
+      <w:pPr>
+        <w:tabs>
+          <w:tab w:val="num" w:pos="1800"/>
+        </w:tabs>
+        <w:ind w:left="1800" w:hanging="360"/>
+      </w:pPr>
+      <w:rPr/>
+    </w:lvl>
+    <w:lvl w:ilvl="4">
+      <w:start w:val="1"/>
+      <w:numFmt w:val="decimal"/>
+      <w:lvlText w:val="%5."/>
+      <w:lvlJc w:val="left"/>
+      <w:pPr>
+        <w:tabs>
+          <w:tab w:val="num" w:pos="2160"/>
+        </w:tabs>
+        <w:ind w:left="2160" w:hanging="360"/>
+      </w:pPr>
+      <w:rPr/>
+    </w:lvl>
+    <w:lvl w:ilvl="5">
+      <w:start w:val="1"/>
+      <w:numFmt w:val="decimal"/>
+      <w:lvlText w:val="%6."/>
+      <w:lvlJc w:val="left"/>
+      <w:pPr>
+        <w:tabs>
+          <w:tab w:val="num" w:pos="2520"/>
+        </w:tabs>
+        <w:ind w:left="2520" w:hanging="360"/>
+      </w:pPr>
+      <w:rPr/>
+    </w:lvl>
+    <w:lvl w:ilvl="6">
+      <w:start w:val="1"/>
+      <w:numFmt w:val="decimal"/>
+      <w:lvlText w:val="%7."/>
+      <w:lvlJc w:val="left"/>
+      <w:pPr>
+        <w:tabs>
+          <w:tab w:val="num" w:pos="2880"/>
+        </w:tabs>
+        <w:ind w:left="2880" w:hanging="360"/>
+      </w:pPr>
+      <w:rPr/>
+    </w:lvl>
+    <w:lvl w:ilvl="7">
+      <w:start w:val="1"/>
+      <w:numFmt w:val="decimal"/>
+      <w:lvlText w:val="%8."/>
+      <w:lvlJc w:val="left"/>
+      <w:pPr>
+        <w:tabs>
+          <w:tab w:val="num" w:pos="3240"/>
+        </w:tabs>
+        <w:ind w:left="3240" w:hanging="360"/>
+      </w:pPr>
+      <w:rPr/>
+    </w:lvl>
+    <w:lvl w:ilvl="8">
+      <w:start w:val="1"/>
+      <w:numFmt w:val="decimal"/>
+      <w:lvlText w:val="%9."/>
+      <w:lvlJc w:val="left"/>
+      <w:pPr>
+        <w:tabs>
+          <w:tab w:val="num" w:pos="3600"/>
+        </w:tabs>
+        <w:ind w:left="3600" w:hanging="360"/>
+      </w:pPr>
+      <w:rPr/>
+    </w:lvl>
+  </w:abstractNum>
+  <w:abstractNum w:abstractNumId="24">
+    <w:lvl w:ilvl="0">
+      <w:start w:val="1"/>
+      <w:numFmt w:val="bullet"/>
+      <w:lvlText w:val=""/>
+      <w:lvlJc w:val="left"/>
+      <w:pPr>
+        <w:tabs>
+          <w:tab w:val="num" w:pos="0"/>
+        </w:tabs>
+        <w:ind w:left="720" w:hanging="360"/>
+      </w:pPr>
+      <w:rPr>
+        <w:rFonts w:ascii="Symbol" w:hAnsi="Symbol" w:cs="Symbol" w:hint="default"/>
+      </w:rPr>
+    </w:lvl>
+    <w:lvl w:ilvl="1">
+      <w:start w:val="1"/>
+      <w:numFmt w:val="decimal"/>
+      <w:lvlText w:val="%2."/>
+      <w:lvlJc w:val="left"/>
+      <w:pPr>
+        <w:tabs>
+          <w:tab w:val="num" w:pos="1080"/>
+        </w:tabs>
+        <w:ind w:left="1080" w:hanging="360"/>
+      </w:pPr>
+      <w:rPr/>
+    </w:lvl>
+    <w:lvl w:ilvl="2">
+      <w:start w:val="1"/>
+      <w:numFmt w:val="decimal"/>
+      <w:lvlText w:val="%3."/>
+      <w:lvlJc w:val="left"/>
+      <w:pPr>
+        <w:tabs>
+          <w:tab w:val="num" w:pos="1440"/>
+        </w:tabs>
+        <w:ind w:left="1440" w:hanging="360"/>
+      </w:pPr>
+      <w:rPr/>
+    </w:lvl>
+    <w:lvl w:ilvl="3">
+      <w:start w:val="1"/>
+      <w:numFmt w:val="decimal"/>
+      <w:lvlText w:val="%4."/>
+      <w:lvlJc w:val="left"/>
+      <w:pPr>
+        <w:tabs>
+          <w:tab w:val="num" w:pos="1800"/>
+        </w:tabs>
+        <w:ind w:left="1800" w:hanging="360"/>
+      </w:pPr>
+      <w:rPr/>
+    </w:lvl>
+    <w:lvl w:ilvl="4">
+      <w:start w:val="1"/>
+      <w:numFmt w:val="decimal"/>
+      <w:lvlText w:val="%5."/>
+      <w:lvlJc w:val="left"/>
+      <w:pPr>
+        <w:tabs>
+          <w:tab w:val="num" w:pos="2160"/>
+        </w:tabs>
+        <w:ind w:left="2160" w:hanging="360"/>
+      </w:pPr>
+      <w:rPr/>
+    </w:lvl>
+    <w:lvl w:ilvl="5">
+      <w:start w:val="1"/>
+      <w:numFmt w:val="decimal"/>
+      <w:lvlText w:val="%6."/>
+      <w:lvlJc w:val="left"/>
+      <w:pPr>
+        <w:tabs>
+          <w:tab w:val="num" w:pos="2520"/>
+        </w:tabs>
+        <w:ind w:left="2520" w:hanging="360"/>
+      </w:pPr>
+      <w:rPr/>
+    </w:lvl>
+    <w:lvl w:ilvl="6">
+      <w:start w:val="1"/>
+      <w:numFmt w:val="decimal"/>
+      <w:lvlText w:val="%7."/>
+      <w:lvlJc w:val="left"/>
+      <w:pPr>
+        <w:tabs>
+          <w:tab w:val="num" w:pos="2880"/>
+        </w:tabs>
+        <w:ind w:left="2880" w:hanging="360"/>
+      </w:pPr>
+      <w:rPr/>
+    </w:lvl>
+    <w:lvl w:ilvl="7">
+      <w:start w:val="1"/>
+      <w:numFmt w:val="decimal"/>
+      <w:lvlText w:val="%8."/>
+      <w:lvlJc w:val="left"/>
+      <w:pPr>
+        <w:tabs>
+          <w:tab w:val="num" w:pos="3240"/>
+        </w:tabs>
+        <w:ind w:left="3240" w:hanging="360"/>
+      </w:pPr>
+      <w:rPr/>
+    </w:lvl>
+    <w:lvl w:ilvl="8">
+      <w:start w:val="1"/>
+      <w:numFmt w:val="decimal"/>
+      <w:lvlText w:val="%9."/>
+      <w:lvlJc w:val="left"/>
+      <w:pPr>
+        <w:tabs>
+          <w:tab w:val="num" w:pos="3600"/>
+        </w:tabs>
+        <w:ind w:left="3600" w:hanging="360"/>
+      </w:pPr>
+      <w:rPr/>
+    </w:lvl>
+  </w:abstractNum>
+  <w:abstractNum w:abstractNumId="25">
+    <w:lvl w:ilvl="0">
+      <w:start w:val="1"/>
+      <w:numFmt w:val="bullet"/>
+      <w:lvlText w:val=""/>
+      <w:lvlJc w:val="left"/>
+      <w:pPr>
+        <w:tabs>
+          <w:tab w:val="num" w:pos="0"/>
+        </w:tabs>
+        <w:ind w:left="720" w:hanging="360"/>
+      </w:pPr>
+      <w:rPr>
+        <w:rFonts w:ascii="Symbol" w:hAnsi="Symbol" w:cs="Symbol" w:hint="default"/>
+      </w:rPr>
+    </w:lvl>
+    <w:lvl w:ilvl="1">
+      <w:start w:val="1"/>
+      <w:numFmt w:val="decimal"/>
+      <w:lvlText w:val="%2."/>
+      <w:lvlJc w:val="left"/>
+      <w:pPr>
+        <w:tabs>
+          <w:tab w:val="num" w:pos="1080"/>
+        </w:tabs>
+        <w:ind w:left="1080" w:hanging="360"/>
+      </w:pPr>
+      <w:rPr/>
+    </w:lvl>
+    <w:lvl w:ilvl="2">
+      <w:start w:val="1"/>
+      <w:numFmt w:val="decimal"/>
+      <w:lvlText w:val="%3."/>
+      <w:lvlJc w:val="left"/>
+      <w:pPr>
+        <w:tabs>
+          <w:tab w:val="num" w:pos="1440"/>
+        </w:tabs>
+        <w:ind w:left="1440" w:hanging="360"/>
+      </w:pPr>
+      <w:rPr/>
+    </w:lvl>
+    <w:lvl w:ilvl="3">
+      <w:start w:val="1"/>
+      <w:numFmt w:val="decimal"/>
+      <w:lvlText w:val="%4."/>
+      <w:lvlJc w:val="left"/>
+      <w:pPr>
+        <w:tabs>
+          <w:tab w:val="num" w:pos="1800"/>
+        </w:tabs>
+        <w:ind w:left="1800" w:hanging="360"/>
+      </w:pPr>
+      <w:rPr/>
+    </w:lvl>
+    <w:lvl w:ilvl="4">
+      <w:start w:val="1"/>
+      <w:numFmt w:val="decimal"/>
+      <w:lvlText w:val="%5."/>
+      <w:lvlJc w:val="left"/>
+      <w:pPr>
+        <w:tabs>
+          <w:tab w:val="num" w:pos="2160"/>
+        </w:tabs>
+        <w:ind w:left="2160" w:hanging="360"/>
+      </w:pPr>
+      <w:rPr/>
+    </w:lvl>
+    <w:lvl w:ilvl="5">
+      <w:start w:val="1"/>
+      <w:numFmt w:val="decimal"/>
+      <w:lvlText w:val="%6."/>
+      <w:lvlJc w:val="left"/>
+      <w:pPr>
+        <w:tabs>
+          <w:tab w:val="num" w:pos="2520"/>
+        </w:tabs>
+        <w:ind w:left="2520" w:hanging="360"/>
+      </w:pPr>
+      <w:rPr/>
+    </w:lvl>
+    <w:lvl w:ilvl="6">
+      <w:start w:val="1"/>
+      <w:numFmt w:val="decimal"/>
+      <w:lvlText w:val="%7."/>
+      <w:lvlJc w:val="left"/>
+      <w:pPr>
+        <w:tabs>
+          <w:tab w:val="num" w:pos="2880"/>
+        </w:tabs>
+        <w:ind w:left="2880" w:hanging="360"/>
+      </w:pPr>
+      <w:rPr/>
+    </w:lvl>
+    <w:lvl w:ilvl="7">
+      <w:start w:val="1"/>
+      <w:numFmt w:val="decimal"/>
+      <w:lvlText w:val="%8."/>
+      <w:lvlJc w:val="left"/>
+      <w:pPr>
+        <w:tabs>
+          <w:tab w:val="num" w:pos="3240"/>
+        </w:tabs>
+        <w:ind w:left="3240" w:hanging="360"/>
+      </w:pPr>
+      <w:rPr/>
+    </w:lvl>
+    <w:lvl w:ilvl="8">
+      <w:start w:val="1"/>
+      <w:numFmt w:val="decimal"/>
+      <w:lvlText w:val="%9."/>
+      <w:lvlJc w:val="left"/>
+      <w:pPr>
+        <w:tabs>
+          <w:tab w:val="num" w:pos="3600"/>
+        </w:tabs>
+        <w:ind w:left="3600" w:hanging="360"/>
+      </w:pPr>
+      <w:rPr/>
+    </w:lvl>
+  </w:abstractNum>
+  <w:abstractNum w:abstractNumId="26">
+    <w:lvl w:ilvl="0">
+      <w:start w:val="1"/>
+      <w:numFmt w:val="bullet"/>
+      <w:lvlText w:val=""/>
+      <w:lvlJc w:val="left"/>
+      <w:pPr>
+        <w:tabs>
+          <w:tab w:val="num" w:pos="0"/>
+        </w:tabs>
+        <w:ind w:left="720" w:hanging="360"/>
+      </w:pPr>
+      <w:rPr>
+        <w:rFonts w:ascii="Symbol" w:hAnsi="Symbol" w:cs="Symbol" w:hint="default"/>
+      </w:rPr>
+    </w:lvl>
+    <w:lvl w:ilvl="1">
+      <w:start w:val="1"/>
+      <w:numFmt w:val="decimal"/>
+      <w:lvlText w:val="%2."/>
+      <w:lvlJc w:val="left"/>
+      <w:pPr>
+        <w:tabs>
+          <w:tab w:val="num" w:pos="1080"/>
+        </w:tabs>
+        <w:ind w:left="1080" w:hanging="360"/>
+      </w:pPr>
+      <w:rPr/>
+    </w:lvl>
+    <w:lvl w:ilvl="2">
+      <w:start w:val="1"/>
+      <w:numFmt w:val="decimal"/>
+      <w:lvlText w:val="%3."/>
+      <w:lvlJc w:val="left"/>
+      <w:pPr>
+        <w:tabs>
+          <w:tab w:val="num" w:pos="1440"/>
+        </w:tabs>
+        <w:ind w:left="1440" w:hanging="360"/>
+      </w:pPr>
+      <w:rPr/>
+    </w:lvl>
+    <w:lvl w:ilvl="3">
+      <w:start w:val="1"/>
+      <w:numFmt w:val="decimal"/>
+      <w:lvlText w:val="%4."/>
+      <w:lvlJc w:val="left"/>
+      <w:pPr>
+        <w:tabs>
+          <w:tab w:val="num" w:pos="1800"/>
+        </w:tabs>
+        <w:ind w:left="1800" w:hanging="360"/>
+      </w:pPr>
+      <w:rPr/>
+    </w:lvl>
+    <w:lvl w:ilvl="4">
+      <w:start w:val="1"/>
+      <w:numFmt w:val="decimal"/>
+      <w:lvlText w:val="%5."/>
+      <w:lvlJc w:val="left"/>
+      <w:pPr>
+        <w:tabs>
+          <w:tab w:val="num" w:pos="2160"/>
+        </w:tabs>
+        <w:ind w:left="2160" w:hanging="360"/>
+      </w:pPr>
+      <w:rPr/>
+    </w:lvl>
+    <w:lvl w:ilvl="5">
+      <w:start w:val="1"/>
+      <w:numFmt w:val="decimal"/>
+      <w:lvlText w:val="%6."/>
+      <w:lvlJc w:val="left"/>
+      <w:pPr>
+        <w:tabs>
+          <w:tab w:val="num" w:pos="2520"/>
+        </w:tabs>
+        <w:ind w:left="2520" w:hanging="360"/>
+      </w:pPr>
+      <w:rPr/>
+    </w:lvl>
+    <w:lvl w:ilvl="6">
+      <w:start w:val="1"/>
+      <w:numFmt w:val="decimal"/>
+      <w:lvlText w:val="%7."/>
+      <w:lvlJc w:val="left"/>
+      <w:pPr>
+        <w:tabs>
+          <w:tab w:val="num" w:pos="2880"/>
+        </w:tabs>
+        <w:ind w:left="2880" w:hanging="360"/>
+      </w:pPr>
+      <w:rPr/>
+    </w:lvl>
+    <w:lvl w:ilvl="7">
+      <w:start w:val="1"/>
+      <w:numFmt w:val="decimal"/>
+      <w:lvlText w:val="%8."/>
+      <w:lvlJc w:val="left"/>
+      <w:pPr>
+        <w:tabs>
+          <w:tab w:val="num" w:pos="3240"/>
+        </w:tabs>
+        <w:ind w:left="3240" w:hanging="360"/>
+      </w:pPr>
+      <w:rPr/>
+    </w:lvl>
+    <w:lvl w:ilvl="8">
+      <w:start w:val="1"/>
+      <w:numFmt w:val="decimal"/>
+      <w:lvlText w:val="%9."/>
+      <w:lvlJc w:val="left"/>
+      <w:pPr>
+        <w:tabs>
+          <w:tab w:val="num" w:pos="3600"/>
+        </w:tabs>
+        <w:ind w:left="3600" w:hanging="360"/>
+      </w:pPr>
+      <w:rPr/>
+    </w:lvl>
+  </w:abstractNum>
+  <w:abstractNum w:abstractNumId="27">
+    <w:lvl w:ilvl="0">
+      <w:start w:val="1"/>
+      <w:numFmt w:val="decimal"/>
+      <w:lvlText w:val="%1."/>
+      <w:lvlJc w:val="left"/>
+      <w:pPr>
+        <w:tabs>
+          <w:tab w:val="num" w:pos="0"/>
+        </w:tabs>
+        <w:ind w:left="720" w:hanging="360"/>
+      </w:pPr>
+      <w:rPr/>
+    </w:lvl>
+    <w:lvl w:ilvl="1">
+      <w:start w:val="1"/>
+      <w:numFmt w:val="decimal"/>
+      <w:lvlText w:val="%2."/>
+      <w:lvlJc w:val="left"/>
+      <w:pPr>
+        <w:tabs>
+          <w:tab w:val="num" w:pos="1080"/>
+        </w:tabs>
+        <w:ind w:left="1080" w:hanging="360"/>
+      </w:pPr>
+      <w:rPr/>
+    </w:lvl>
+    <w:lvl w:ilvl="2">
+      <w:start w:val="1"/>
+      <w:numFmt w:val="decimal"/>
+      <w:lvlText w:val="%3."/>
+      <w:lvlJc w:val="left"/>
+      <w:pPr>
+        <w:tabs>
+          <w:tab w:val="num" w:pos="1440"/>
+        </w:tabs>
+        <w:ind w:left="1440" w:hanging="360"/>
+      </w:pPr>
+      <w:rPr/>
+    </w:lvl>
+    <w:lvl w:ilvl="3">
+      <w:start w:val="1"/>
+      <w:numFmt w:val="decimal"/>
+      <w:lvlText w:val="%4."/>
+      <w:lvlJc w:val="left"/>
+      <w:pPr>
+        <w:tabs>
+          <w:tab w:val="num" w:pos="1800"/>
+        </w:tabs>
+        <w:ind w:left="1800" w:hanging="360"/>
+      </w:pPr>
+      <w:rPr/>
+    </w:lvl>
+    <w:lvl w:ilvl="4">
+      <w:start w:val="1"/>
+      <w:numFmt w:val="decimal"/>
+      <w:lvlText w:val="%5."/>
+      <w:lvlJc w:val="left"/>
+      <w:pPr>
+        <w:tabs>
+          <w:tab w:val="num" w:pos="2160"/>
+        </w:tabs>
+        <w:ind w:left="2160" w:hanging="360"/>
+      </w:pPr>
+      <w:rPr/>
+    </w:lvl>
+    <w:lvl w:ilvl="5">
+      <w:start w:val="1"/>
+      <w:numFmt w:val="decimal"/>
+      <w:lvlText w:val="%6."/>
+      <w:lvlJc w:val="left"/>
+      <w:pPr>
+        <w:tabs>
+          <w:tab w:val="num" w:pos="2520"/>
+        </w:tabs>
+        <w:ind w:left="2520" w:hanging="360"/>
+      </w:pPr>
+      <w:rPr/>
+    </w:lvl>
+    <w:lvl w:ilvl="6">
+      <w:start w:val="1"/>
+      <w:numFmt w:val="decimal"/>
+      <w:lvlText w:val="%7."/>
+      <w:lvlJc w:val="left"/>
+      <w:pPr>
+        <w:tabs>
+          <w:tab w:val="num" w:pos="2880"/>
+        </w:tabs>
+        <w:ind w:left="2880" w:hanging="360"/>
+      </w:pPr>
+      <w:rPr/>
+    </w:lvl>
+    <w:lvl w:ilvl="7">
+      <w:start w:val="1"/>
+      <w:numFmt w:val="decimal"/>
+      <w:lvlText w:val="%8."/>
+      <w:lvlJc w:val="left"/>
+      <w:pPr>
+        <w:tabs>
+          <w:tab w:val="num" w:pos="3240"/>
+        </w:tabs>
+        <w:ind w:left="3240" w:hanging="360"/>
+      </w:pPr>
+      <w:rPr/>
+    </w:lvl>
+    <w:lvl w:ilvl="8">
+      <w:start w:val="1"/>
+      <w:numFmt w:val="decimal"/>
+      <w:lvlText w:val="%9."/>
+      <w:lvlJc w:val="left"/>
+      <w:pPr>
+        <w:tabs>
+          <w:tab w:val="num" w:pos="3600"/>
+        </w:tabs>
+        <w:ind w:left="3600" w:hanging="360"/>
+      </w:pPr>
+      <w:rPr/>
+    </w:lvl>
+  </w:abstractNum>
+  <w:abstractNum w:abstractNumId="28">
+    <w:lvl w:ilvl="0">
+      <w:start w:val="1"/>
+      <w:numFmt w:val="decimal"/>
+      <w:lvlText w:val="%1."/>
+      <w:lvlJc w:val="left"/>
+      <w:pPr>
+        <w:tabs>
+          <w:tab w:val="num" w:pos="0"/>
+        </w:tabs>
+        <w:ind w:left="720" w:hanging="360"/>
+      </w:pPr>
+      <w:rPr/>
+    </w:lvl>
+    <w:lvl w:ilvl="1">
+      <w:start w:val="1"/>
+      <w:numFmt w:val="decimal"/>
+      <w:lvlText w:val="%2."/>
+      <w:lvlJc w:val="left"/>
+      <w:pPr>
+        <w:tabs>
+          <w:tab w:val="num" w:pos="1080"/>
+        </w:tabs>
+        <w:ind w:left="1080" w:hanging="360"/>
+      </w:pPr>
+      <w:rPr/>
+    </w:lvl>
+    <w:lvl w:ilvl="2">
+      <w:start w:val="1"/>
+      <w:numFmt w:val="decimal"/>
+      <w:lvlText w:val="%3."/>
+      <w:lvlJc w:val="left"/>
+      <w:pPr>
+        <w:tabs>
+          <w:tab w:val="num" w:pos="1440"/>
+        </w:tabs>
+        <w:ind w:left="1440" w:hanging="360"/>
+      </w:pPr>
+      <w:rPr/>
+    </w:lvl>
+    <w:lvl w:ilvl="3">
+      <w:start w:val="1"/>
+      <w:numFmt w:val="decimal"/>
+      <w:lvlText w:val="%4."/>
+      <w:lvlJc w:val="left"/>
+      <w:pPr>
+        <w:tabs>
+          <w:tab w:val="num" w:pos="1800"/>
+        </w:tabs>
+        <w:ind w:left="1800" w:hanging="360"/>
+      </w:pPr>
+      <w:rPr/>
+    </w:lvl>
+    <w:lvl w:ilvl="4">
+      <w:start w:val="1"/>
+      <w:numFmt w:val="decimal"/>
+      <w:lvlText w:val="%5."/>
+      <w:lvlJc w:val="left"/>
+      <w:pPr>
+        <w:tabs>
+          <w:tab w:val="num" w:pos="2160"/>
+        </w:tabs>
+        <w:ind w:left="2160" w:hanging="360"/>
+      </w:pPr>
+      <w:rPr/>
+    </w:lvl>
+    <w:lvl w:ilvl="5">
+      <w:start w:val="1"/>
+      <w:numFmt w:val="decimal"/>
+      <w:lvlText w:val="%6."/>
+      <w:lvlJc w:val="left"/>
+      <w:pPr>
+        <w:tabs>
+          <w:tab w:val="num" w:pos="2520"/>
+        </w:tabs>
+        <w:ind w:left="2520" w:hanging="360"/>
+      </w:pPr>
+      <w:rPr/>
+    </w:lvl>
+    <w:lvl w:ilvl="6">
+      <w:start w:val="1"/>
+      <w:numFmt w:val="decimal"/>
+      <w:lvlText w:val="%7."/>
+      <w:lvlJc w:val="left"/>
+      <w:pPr>
+        <w:tabs>
+          <w:tab w:val="num" w:pos="2880"/>
+        </w:tabs>
+        <w:ind w:left="2880" w:hanging="360"/>
+      </w:pPr>
+      <w:rPr/>
+    </w:lvl>
+    <w:lvl w:ilvl="7">
+      <w:start w:val="1"/>
+      <w:numFmt w:val="decimal"/>
+      <w:lvlText w:val="%8."/>
+      <w:lvlJc w:val="left"/>
+      <w:pPr>
+        <w:tabs>
+          <w:tab w:val="num" w:pos="3240"/>
+        </w:tabs>
+        <w:ind w:left="3240" w:hanging="360"/>
+      </w:pPr>
+      <w:rPr/>
+    </w:lvl>
+    <w:lvl w:ilvl="8">
+      <w:start w:val="1"/>
+      <w:numFmt w:val="decimal"/>
+      <w:lvlText w:val="%9."/>
+      <w:lvlJc w:val="left"/>
+      <w:pPr>
+        <w:tabs>
+          <w:tab w:val="num" w:pos="3600"/>
+        </w:tabs>
+        <w:ind w:left="3600" w:hanging="360"/>
+      </w:pPr>
+      <w:rPr/>
+    </w:lvl>
+  </w:abstractNum>
+  <w:abstractNum w:abstractNumId="29">
+    <w:lvl w:ilvl="0">
+      <w:start w:val="1"/>
+      <w:numFmt w:val="decimal"/>
+      <w:lvlText w:val="%1."/>
+      <w:lvlJc w:val="left"/>
+      <w:pPr>
+        <w:tabs>
+          <w:tab w:val="num" w:pos="0"/>
+        </w:tabs>
+        <w:ind w:left="720" w:hanging="360"/>
+      </w:pPr>
+      <w:rPr/>
+    </w:lvl>
+    <w:lvl w:ilvl="1">
+      <w:start w:val="1"/>
+      <w:numFmt w:val="decimal"/>
+      <w:lvlText w:val="%2."/>
+      <w:lvlJc w:val="left"/>
+      <w:pPr>
+        <w:tabs>
+          <w:tab w:val="num" w:pos="1080"/>
+        </w:tabs>
+        <w:ind w:left="1080" w:hanging="360"/>
+      </w:pPr>
+      <w:rPr/>
+    </w:lvl>
+    <w:lvl w:ilvl="2">
+      <w:start w:val="1"/>
+      <w:numFmt w:val="decimal"/>
+      <w:lvlText w:val="%3."/>
+      <w:lvlJc w:val="left"/>
+      <w:pPr>
+        <w:tabs>
+          <w:tab w:val="num" w:pos="1440"/>
+        </w:tabs>
+        <w:ind w:left="1440" w:hanging="360"/>
+      </w:pPr>
+      <w:rPr/>
+    </w:lvl>
+    <w:lvl w:ilvl="3">
+      <w:start w:val="1"/>
+      <w:numFmt w:val="decimal"/>
+      <w:lvlText w:val="%4."/>
+      <w:lvlJc w:val="left"/>
+      <w:pPr>
+        <w:tabs>
+          <w:tab w:val="num" w:pos="1800"/>
+        </w:tabs>
+        <w:ind w:left="1800" w:hanging="360"/>
+      </w:pPr>
+      <w:rPr/>
+    </w:lvl>
+    <w:lvl w:ilvl="4">
+      <w:start w:val="1"/>
+      <w:numFmt w:val="decimal"/>
+      <w:lvlText w:val="%5."/>
+      <w:lvlJc w:val="left"/>
+      <w:pPr>
+        <w:tabs>
+          <w:tab w:val="num" w:pos="2160"/>
+        </w:tabs>
+        <w:ind w:left="2160" w:hanging="360"/>
+      </w:pPr>
+      <w:rPr/>
+    </w:lvl>
+    <w:lvl w:ilvl="5">
+      <w:start w:val="1"/>
+      <w:numFmt w:val="decimal"/>
+      <w:lvlText w:val="%6."/>
+      <w:lvlJc w:val="left"/>
+      <w:pPr>
+        <w:tabs>
+          <w:tab w:val="num" w:pos="2520"/>
+        </w:tabs>
+        <w:ind w:left="2520" w:hanging="360"/>
+      </w:pPr>
+      <w:rPr/>
+    </w:lvl>
+    <w:lvl w:ilvl="6">
+      <w:start w:val="1"/>
+      <w:numFmt w:val="decimal"/>
+      <w:lvlText w:val="%7."/>
+      <w:lvlJc w:val="left"/>
+      <w:pPr>
+        <w:tabs>
+          <w:tab w:val="num" w:pos="2880"/>
+        </w:tabs>
+        <w:ind w:left="2880" w:hanging="360"/>
+      </w:pPr>
+      <w:rPr/>
+    </w:lvl>
+    <w:lvl w:ilvl="7">
+      <w:start w:val="1"/>
+      <w:numFmt w:val="decimal"/>
+      <w:lvlText w:val="%8."/>
+      <w:lvlJc w:val="left"/>
+      <w:pPr>
+        <w:tabs>
+          <w:tab w:val="num" w:pos="3240"/>
+        </w:tabs>
+        <w:ind w:left="3240" w:hanging="360"/>
+      </w:pPr>
+      <w:rPr/>
+    </w:lvl>
+    <w:lvl w:ilvl="8">
+      <w:start w:val="1"/>
+      <w:numFmt w:val="decimal"/>
+      <w:lvlText w:val="%9."/>
+      <w:lvlJc w:val="left"/>
+      <w:pPr>
+        <w:tabs>
+          <w:tab w:val="num" w:pos="3600"/>
+        </w:tabs>
+        <w:ind w:left="3600" w:hanging="360"/>
+      </w:pPr>
+      <w:rPr/>
+    </w:lvl>
+  </w:abstractNum>
+  <w:abstractNum w:abstractNumId="30">
+    <w:lvl w:ilvl="0">
+      <w:start w:val="1"/>
+      <w:numFmt w:val="decimal"/>
+      <w:lvlText w:val="%1."/>
+      <w:lvlJc w:val="left"/>
+      <w:pPr>
+        <w:tabs>
+          <w:tab w:val="num" w:pos="0"/>
+        </w:tabs>
+        <w:ind w:left="720" w:hanging="360"/>
+      </w:pPr>
+      <w:rPr/>
+    </w:lvl>
+    <w:lvl w:ilvl="1">
+      <w:start w:val="1"/>
+      <w:numFmt w:val="decimal"/>
+      <w:lvlText w:val="%2."/>
+      <w:lvlJc w:val="left"/>
+      <w:pPr>
+        <w:tabs>
+          <w:tab w:val="num" w:pos="1080"/>
+        </w:tabs>
+        <w:ind w:left="1080" w:hanging="360"/>
+      </w:pPr>
+      <w:rPr/>
+    </w:lvl>
+    <w:lvl w:ilvl="2">
+      <w:start w:val="1"/>
+      <w:numFmt w:val="decimal"/>
+      <w:lvlText w:val="%3."/>
+      <w:lvlJc w:val="left"/>
+      <w:pPr>
+        <w:tabs>
+          <w:tab w:val="num" w:pos="1440"/>
+        </w:tabs>
+        <w:ind w:left="1440" w:hanging="360"/>
+      </w:pPr>
+      <w:rPr/>
+    </w:lvl>
+    <w:lvl w:ilvl="3">
+      <w:start w:val="1"/>
+      <w:numFmt w:val="decimal"/>
+      <w:lvlText w:val="%4."/>
+      <w:lvlJc w:val="left"/>
+      <w:pPr>
+        <w:tabs>
+          <w:tab w:val="num" w:pos="1800"/>
+        </w:tabs>
+        <w:ind w:left="1800" w:hanging="360"/>
+      </w:pPr>
+      <w:rPr/>
+    </w:lvl>
+    <w:lvl w:ilvl="4">
+      <w:start w:val="1"/>
+      <w:numFmt w:val="decimal"/>
+      <w:lvlText w:val="%5."/>
+      <w:lvlJc w:val="left"/>
+      <w:pPr>
+        <w:tabs>
+          <w:tab w:val="num" w:pos="2160"/>
+        </w:tabs>
+        <w:ind w:left="2160" w:hanging="360"/>
+      </w:pPr>
+      <w:rPr/>
+    </w:lvl>
+    <w:lvl w:ilvl="5">
+      <w:start w:val="1"/>
+      <w:numFmt w:val="decimal"/>
+      <w:lvlText w:val="%6."/>
+      <w:lvlJc w:val="left"/>
+      <w:pPr>
+        <w:tabs>
+          <w:tab w:val="num" w:pos="2520"/>
+        </w:tabs>
+        <w:ind w:left="2520" w:hanging="360"/>
+      </w:pPr>
+      <w:rPr/>
+    </w:lvl>
+    <w:lvl w:ilvl="6">
+      <w:start w:val="1"/>
+      <w:numFmt w:val="decimal"/>
+      <w:lvlText w:val="%7."/>
+      <w:lvlJc w:val="left"/>
+      <w:pPr>
+        <w:tabs>
+          <w:tab w:val="num" w:pos="2880"/>
+        </w:tabs>
+        <w:ind w:left="2880" w:hanging="360"/>
+      </w:pPr>
+      <w:rPr/>
+    </w:lvl>
+    <w:lvl w:ilvl="7">
+      <w:start w:val="1"/>
+      <w:numFmt w:val="decimal"/>
+      <w:lvlText w:val="%8."/>
+      <w:lvlJc w:val="left"/>
+      <w:pPr>
+        <w:tabs>
+          <w:tab w:val="num" w:pos="3240"/>
+        </w:tabs>
+        <w:ind w:left="3240" w:hanging="360"/>
+      </w:pPr>
+      <w:rPr/>
+    </w:lvl>
+    <w:lvl w:ilvl="8">
+      <w:start w:val="1"/>
+      <w:numFmt w:val="decimal"/>
+      <w:lvlText w:val="%9."/>
+      <w:lvlJc w:val="left"/>
+      <w:pPr>
+        <w:tabs>
+          <w:tab w:val="num" w:pos="3600"/>
+        </w:tabs>
+        <w:ind w:left="3600" w:hanging="360"/>
+      </w:pPr>
+      <w:rPr/>
+    </w:lvl>
+  </w:abstractNum>
+  <w:abstractNum w:abstractNumId="31">
+    <w:lvl w:ilvl="0">
+      <w:start w:val="1"/>
+      <w:numFmt w:val="decimal"/>
+      <w:lvlText w:val="%1."/>
+      <w:lvlJc w:val="left"/>
+      <w:pPr>
+        <w:tabs>
+          <w:tab w:val="num" w:pos="0"/>
+        </w:tabs>
+        <w:ind w:left="720" w:hanging="360"/>
+      </w:pPr>
+      <w:rPr/>
+    </w:lvl>
+    <w:lvl w:ilvl="1">
+      <w:start w:val="1"/>
+      <w:numFmt w:val="decimal"/>
+      <w:lvlText w:val="%2."/>
+      <w:lvlJc w:val="left"/>
+      <w:pPr>
+        <w:tabs>
+          <w:tab w:val="num" w:pos="1080"/>
+        </w:tabs>
+        <w:ind w:left="1080" w:hanging="360"/>
+      </w:pPr>
+      <w:rPr/>
+    </w:lvl>
+    <w:lvl w:ilvl="2">
+      <w:start w:val="1"/>
+      <w:numFmt w:val="decimal"/>
+      <w:lvlText w:val="%3."/>
+      <w:lvlJc w:val="left"/>
+      <w:pPr>
+        <w:tabs>
+          <w:tab w:val="num" w:pos="1440"/>
+        </w:tabs>
+        <w:ind w:left="1440" w:hanging="360"/>
+      </w:pPr>
+      <w:rPr/>
+    </w:lvl>
+    <w:lvl w:ilvl="3">
+      <w:start w:val="1"/>
+      <w:numFmt w:val="decimal"/>
+      <w:lvlText w:val="%4."/>
+      <w:lvlJc w:val="left"/>
+      <w:pPr>
+        <w:tabs>
+          <w:tab w:val="num" w:pos="1800"/>
+        </w:tabs>
+        <w:ind w:left="1800" w:hanging="360"/>
+      </w:pPr>
+      <w:rPr/>
+    </w:lvl>
+    <w:lvl w:ilvl="4">
+      <w:start w:val="1"/>
+      <w:numFmt w:val="decimal"/>
+      <w:lvlText w:val="%5."/>
+      <w:lvlJc w:val="left"/>
+      <w:pPr>
+        <w:tabs>
+          <w:tab w:val="num" w:pos="2160"/>
+        </w:tabs>
+        <w:ind w:left="2160" w:hanging="360"/>
+      </w:pPr>
+      <w:rPr/>
+    </w:lvl>
+    <w:lvl w:ilvl="5">
+      <w:start w:val="1"/>
+      <w:numFmt w:val="decimal"/>
+      <w:lvlText w:val="%6."/>
+      <w:lvlJc w:val="left"/>
+      <w:pPr>
+        <w:tabs>
+          <w:tab w:val="num" w:pos="2520"/>
+        </w:tabs>
+        <w:ind w:left="2520" w:hanging="360"/>
+      </w:pPr>
+      <w:rPr/>
+    </w:lvl>
+    <w:lvl w:ilvl="6">
+      <w:start w:val="1"/>
+      <w:numFmt w:val="decimal"/>
+      <w:lvlText w:val="%7."/>
+      <w:lvlJc w:val="left"/>
+      <w:pPr>
+        <w:tabs>
+          <w:tab w:val="num" w:pos="2880"/>
+        </w:tabs>
+        <w:ind w:left="2880" w:hanging="360"/>
+      </w:pPr>
+      <w:rPr/>
+    </w:lvl>
+    <w:lvl w:ilvl="7">
+      <w:start w:val="1"/>
+      <w:numFmt w:val="decimal"/>
+      <w:lvlText w:val="%8."/>
+      <w:lvlJc w:val="left"/>
+      <w:pPr>
+        <w:tabs>
+          <w:tab w:val="num" w:pos="3240"/>
+        </w:tabs>
+        <w:ind w:left="3240" w:hanging="360"/>
+      </w:pPr>
+      <w:rPr/>
+    </w:lvl>
+    <w:lvl w:ilvl="8">
+      <w:start w:val="1"/>
+      <w:numFmt w:val="decimal"/>
+      <w:lvlText w:val="%9."/>
+      <w:lvlJc w:val="left"/>
+      <w:pPr>
+        <w:tabs>
+          <w:tab w:val="num" w:pos="3600"/>
+        </w:tabs>
+        <w:ind w:left="3600" w:hanging="360"/>
+      </w:pPr>
+      <w:rPr/>
+    </w:lvl>
+  </w:abstractNum>
+  <w:abstractNum w:abstractNumId="32">
     <w:lvl w:ilvl="0">
       <w:start w:val="1"/>
       <w:numFmt w:val="none"/>
@@ -5689,73 +7710,142 @@
     <w:abstractNumId w:val="22"/>
   </w:num>
   <w:num w:numId="23">
-    <w:abstractNumId w:val="2"/>
+    <w:abstractNumId w:val="23"/>
+  </w:num>
+  <w:num w:numId="24">
+    <w:abstractNumId w:val="24"/>
+  </w:num>
+  <w:num w:numId="25">
+    <w:abstractNumId w:val="25"/>
+  </w:num>
+  <w:num w:numId="26">
+    <w:abstractNumId w:val="26"/>
+  </w:num>
+  <w:num w:numId="27">
+    <w:abstractNumId w:val="27"/>
+  </w:num>
+  <w:num w:numId="28">
+    <w:abstractNumId w:val="28"/>
+  </w:num>
+  <w:num w:numId="29">
+    <w:abstractNumId w:val="29"/>
+  </w:num>
+  <w:num w:numId="30">
+    <w:abstractNumId w:val="30"/>
+  </w:num>
+  <w:num w:numId="31">
+    <w:abstractNumId w:val="31"/>
+  </w:num>
+  <w:num w:numId="32">
+    <w:abstractNumId w:val="32"/>
+  </w:num>
+  <w:num w:numId="33">
+    <w:abstractNumId w:val="4"/>
     <w:lvlOverride w:ilvl="0">
       <w:startOverride w:val="1"/>
     </w:lvlOverride>
   </w:num>
-  <w:num w:numId="24">
-    <w:abstractNumId w:val="2"/>
+  <w:num w:numId="34">
+    <w:abstractNumId w:val="4"/>
   </w:num>
-  <w:num w:numId="25">
-    <w:abstractNumId w:val="2"/>
+  <w:num w:numId="35">
+    <w:abstractNumId w:val="4"/>
   </w:num>
-  <w:num w:numId="26">
-    <w:abstractNumId w:val="2"/>
+  <w:num w:numId="36">
+    <w:abstractNumId w:val="4"/>
   </w:num>
-  <w:num w:numId="27">
-    <w:abstractNumId w:val="2"/>
+  <w:num w:numId="37">
+    <w:abstractNumId w:val="4"/>
   </w:num>
-  <w:num w:numId="28">
-    <w:abstractNumId w:val="2"/>
+  <w:num w:numId="38">
+    <w:abstractNumId w:val="4"/>
   </w:num>
-  <w:num w:numId="29">
-    <w:abstractNumId w:val="2"/>
+  <w:num w:numId="39">
+    <w:abstractNumId w:val="4"/>
   </w:num>
-  <w:num w:numId="30">
-    <w:abstractNumId w:val="2"/>
+  <w:num w:numId="40">
+    <w:abstractNumId w:val="4"/>
   </w:num>
-  <w:num w:numId="31">
-    <w:abstractNumId w:val="2"/>
+  <w:num w:numId="41">
+    <w:abstractNumId w:val="4"/>
   </w:num>
-  <w:num w:numId="32">
-    <w:abstractNumId w:val="11"/>
+  <w:num w:numId="42">
+    <w:abstractNumId w:val="13"/>
     <w:lvlOverride w:ilvl="0">
       <w:startOverride w:val="1"/>
     </w:lvlOverride>
   </w:num>
-  <w:num w:numId="33">
-    <w:abstractNumId w:val="11"/>
+  <w:num w:numId="43">
+    <w:abstractNumId w:val="13"/>
   </w:num>
-  <w:num w:numId="34">
-    <w:abstractNumId w:val="11"/>
+  <w:num w:numId="44">
+    <w:abstractNumId w:val="13"/>
   </w:num>
-  <w:num w:numId="35">
-    <w:abstractNumId w:val="11"/>
+  <w:num w:numId="45">
+    <w:abstractNumId w:val="13"/>
   </w:num>
-  <w:num w:numId="36">
-    <w:abstractNumId w:val="2"/>
+  <w:num w:numId="46">
+    <w:abstractNumId w:val="13"/>
   </w:num>
-  <w:num w:numId="37">
-    <w:abstractNumId w:val="2"/>
+  <w:num w:numId="47">
+    <w:abstractNumId w:val="4"/>
   </w:num>
-  <w:num w:numId="38">
-    <w:abstractNumId w:val="17"/>
+  <w:num w:numId="48">
+    <w:abstractNumId w:val="4"/>
+  </w:num>
+  <w:num w:numId="49">
+    <w:abstractNumId w:val="4"/>
+  </w:num>
+  <w:num w:numId="50">
+    <w:abstractNumId w:val="4"/>
+  </w:num>
+  <w:num w:numId="51">
+    <w:abstractNumId w:val="4"/>
+  </w:num>
+  <w:num w:numId="52">
+    <w:abstractNumId w:val="19"/>
     <w:lvlOverride w:ilvl="0">
       <w:startOverride w:val="1"/>
     </w:lvlOverride>
   </w:num>
-  <w:num w:numId="39">
-    <w:abstractNumId w:val="17"/>
+  <w:num w:numId="53">
+    <w:abstractNumId w:val="19"/>
   </w:num>
-  <w:num w:numId="40">
-    <w:abstractNumId w:val="17"/>
+  <w:num w:numId="54">
+    <w:abstractNumId w:val="19"/>
   </w:num>
-  <w:num w:numId="41">
-    <w:abstractNumId w:val="17"/>
+  <w:num w:numId="55">
+    <w:abstractNumId w:val="19"/>
   </w:num>
-  <w:num w:numId="42">
-    <w:abstractNumId w:val="17"/>
+  <w:num w:numId="56">
+    <w:abstractNumId w:val="4"/>
+  </w:num>
+  <w:num w:numId="57">
+    <w:abstractNumId w:val="4"/>
+  </w:num>
+  <w:num w:numId="58">
+    <w:abstractNumId w:val="4"/>
+  </w:num>
+  <w:num w:numId="59">
+    <w:abstractNumId w:val="4"/>
+  </w:num>
+  <w:num w:numId="60">
+    <w:abstractNumId w:val="27"/>
+    <w:lvlOverride w:ilvl="0">
+      <w:startOverride w:val="1"/>
+    </w:lvlOverride>
+  </w:num>
+  <w:num w:numId="61">
+    <w:abstractNumId w:val="27"/>
+  </w:num>
+  <w:num w:numId="62">
+    <w:abstractNumId w:val="27"/>
+  </w:num>
+  <w:num w:numId="63">
+    <w:abstractNumId w:val="27"/>
+  </w:num>
+  <w:num w:numId="64">
+    <w:abstractNumId w:val="27"/>
   </w:num>
 </w:numbering>
 </file>
@@ -5939,6 +8029,13 @@
     <w:name w:val="Numbering Symbols"/>
     <w:qFormat/>
     <w:rPr/>
+  </w:style>
+  <w:style w:type="character" w:styleId="Bullets">
+    <w:name w:val="Bullets"/>
+    <w:qFormat/>
+    <w:rPr>
+      <w:rFonts w:ascii="OpenSymbol" w:hAnsi="OpenSymbol" w:eastAsia="OpenSymbol" w:cs="OpenSymbol"/>
+    </w:rPr>
   </w:style>
   <w:style w:type="paragraph" w:styleId="Heading">
     <w:name w:val="Heading"/>
